--- a/講義/DanKoe式解題_107-114全解.docx
+++ b/講義/DanKoe式解題_107-114全解.docx
@@ -601,7 +601,7 @@
                 <w:b/>
                 <w:sz w:val="19"/>
               </w:rPr>
-              <w:t>【那一個問題】歷史三合院（一層樓）就在旁邊——新量體不能壓過老的。「新退讓、老當主角」是本題唯一的軸。</w:t>
+              <w:t>【那一個問題】歷史三合院（一層樓）就在基地凹口「外」——不是基地內既有建築；新量體仍須退讓，讓老的當主角。</w:t>
             </w:r>
           </w:p>
         </w:tc>
@@ -647,7 +647,33 @@
           <w:rFonts w:ascii="Consolas" w:hAnsi="Consolas" w:eastAsia="Microsoft JhengHei"/>
           <w:sz w:val="19"/>
         </w:rPr>
-        <w:t>基地面積 A ＝ ○,○○○ ㎡（原卷數值，本庫未錄，考場依題目）</w:t>
+        <w:t>基地面積 A：題目正文未給，須依原卷附圖現場判讀〔圖推概算〕</w:t>
+      </w:r>
+    </w:p>
+    <w:p>
+      <w:pPr>
+        <w:spacing w:after="20"/>
+        <w:ind w:left="227"/>
+      </w:pPr>
+      <w:r>
+        <w:rPr>
+          <w:rFonts w:ascii="Consolas" w:hAnsi="Consolas" w:eastAsia="Microsoft JhengHei"/>
+          <w:sz w:val="19"/>
+        </w:rPr>
+        <w:t xml:space="preserve">　⚠ 本庫舊值「約 2,000 ㎡級」與外部審查判讀「約 5,800 ㎡」不一致，均屬概算</w:t>
+      </w:r>
+    </w:p>
+    <w:p>
+      <w:pPr>
+        <w:spacing w:after="20"/>
+        <w:ind w:left="227"/>
+      </w:pPr>
+      <w:r>
+        <w:rPr>
+          <w:rFonts w:ascii="Consolas" w:hAnsi="Consolas" w:eastAsia="Microsoft JhengHei"/>
+          <w:sz w:val="19"/>
+        </w:rPr>
+        <w:t xml:space="preserve">　→ 考場以題圖量測為準，並在圖上註明「依題圖概算」，勿冒稱官方精確面積</w:t>
       </w:r>
     </w:p>
     <w:p>
@@ -698,7 +724,7 @@
           <w:rFonts w:ascii="Consolas" w:hAnsi="Consolas" w:eastAsia="Microsoft JhengHei"/>
           <w:sz w:val="19"/>
         </w:rPr>
-        <w:t>〔以 A＝2,000 ㎡ 示範〕</w:t>
+        <w:t>〔以 A＝2,000 ㎡ 僅作算式示範，非認定值〕</w:t>
       </w:r>
     </w:p>
     <w:p>
@@ -1009,7 +1035,7 @@
                 <w:rFonts w:ascii="Microsoft JhengHei" w:hAnsi="Microsoft JhengHei" w:eastAsia="Microsoft JhengHei" w:cs="Microsoft JhengHei"/>
                 <w:sz w:val="18"/>
               </w:rPr>
-              <w:t>歷史三合院</w:t>
+              <w:t>歷史三合院(基地凹口外)</w:t>
             </w:r>
           </w:p>
         </w:tc>
@@ -1039,7 +1065,7 @@
                 <w:rFonts w:ascii="Microsoft JhengHei" w:hAnsi="Microsoft JhengHei" w:eastAsia="Microsoft JhengHei" w:cs="Microsoft JhengHei"/>
                 <w:sz w:val="18"/>
               </w:rPr>
-              <w:t>三合院前埕－留視覺廊道、新量體退讓</w:t>
+              <w:t>對側三合院－留視覺廊道、新量體退讓</w:t>
             </w:r>
           </w:p>
         </w:tc>
@@ -4255,7 +4281,7 @@
           <w:rFonts w:ascii="Consolas" w:hAnsi="Consolas" w:eastAsia="Microsoft JhengHei"/>
           <w:sz w:val="19"/>
         </w:rPr>
-        <w:t>基地面積 ≈ 50 × 59 ＝ 2,950 ㎡（依原卷圖示）</w:t>
+        <w:t>基地面積 ≈ 50×59 − 25×14 ＝ 2,600 ㎡〔L 形・依原卷附圖幾何判讀＝圖推概算〕</w:t>
       </w:r>
     </w:p>
     <w:p>
@@ -4268,7 +4294,7 @@
           <w:rFonts w:ascii="Consolas" w:hAnsi="Consolas" w:eastAsia="Microsoft JhengHei"/>
           <w:sz w:val="19"/>
         </w:rPr>
-        <w:t>建築面積 ≤ 2,950 × 45% ≈ 1,328 ㎡</w:t>
+        <w:t>建築面積 ≤ 2,600 × 45% ≈ 1,170 ㎡</w:t>
       </w:r>
     </w:p>
     <w:p>
@@ -4281,7 +4307,20 @@
           <w:rFonts w:ascii="Consolas" w:hAnsi="Consolas" w:eastAsia="Microsoft JhengHei"/>
           <w:sz w:val="19"/>
         </w:rPr>
-        <w:t>容積樓地板 ≤ 2,950 × 225% ≈ 6,638 ㎡</w:t>
+        <w:t>容積樓地板 ≤ 2,600 × 225% ≈ 5,850 ㎡</w:t>
+      </w:r>
+    </w:p>
+    <w:p>
+      <w:pPr>
+        <w:spacing w:after="20"/>
+        <w:ind w:left="227"/>
+      </w:pPr>
+      <w:r>
+        <w:rPr>
+          <w:rFonts w:ascii="Consolas" w:hAnsi="Consolas" w:eastAsia="Microsoft JhengHei"/>
+          <w:sz w:val="19"/>
+        </w:rPr>
+        <w:t>⚠ 舊版誤以 50×59＝2,950 計（漏扣 L 形凹口 25×14），已更正</w:t>
       </w:r>
     </w:p>
     <w:p>
@@ -4396,7 +4435,7 @@
           <w:rFonts w:ascii="Consolas" w:hAnsi="Consolas" w:eastAsia="Microsoft JhengHei"/>
           <w:sz w:val="19"/>
         </w:rPr>
-        <w:t>共享辦公：150×2＋50×3＋100＋200＋200＋30×4＋200＋50×2 ＝ 1,570 ㎡</w:t>
+        <w:t>共享辦公：150×2＋50×3＋100＋200＋200＋30×4＋200＋50×2 ＝ 1,370 ㎡</w:t>
       </w:r>
     </w:p>
     <w:p>
@@ -4409,7 +4448,33 @@
           <w:rFonts w:ascii="Consolas" w:hAnsi="Consolas" w:eastAsia="Microsoft JhengHei"/>
           <w:sz w:val="19"/>
         </w:rPr>
-        <w:t>合計 ≈ 4,040 ㎡ ≤ 6,638 ㎡ …ok!</w:t>
+        <w:t xml:space="preserve">　（300＋150＋100＋200＋200＋120＋200＋100＝1,370；舊版誤植 1,570 已更正）</w:t>
+      </w:r>
+    </w:p>
+    <w:p>
+      <w:pPr>
+        <w:spacing w:after="20"/>
+        <w:ind w:left="227"/>
+      </w:pPr>
+      <w:r>
+        <w:rPr>
+          <w:rFonts w:ascii="Consolas" w:hAnsi="Consolas" w:eastAsia="Microsoft JhengHei"/>
+          <w:sz w:val="19"/>
+        </w:rPr>
+        <w:t>合計 ≈ 2,470＋1,370 ＝ 3,840 ㎡ ≤ 5,850 ㎡ …ok!</w:t>
+      </w:r>
+    </w:p>
+    <w:p>
+      <w:pPr>
+        <w:spacing w:after="20"/>
+        <w:ind w:left="227"/>
+      </w:pPr>
+      <w:r>
+        <w:rPr>
+          <w:rFonts w:ascii="Consolas" w:hAnsi="Consolas" w:eastAsia="Microsoft JhengHei"/>
+          <w:sz w:val="19"/>
+        </w:rPr>
+        <w:t>⚠ 停車：題目僅要求「以地下為主、標示車道出入口」，未指定車位總數——不得自行捏造</w:t>
       </w:r>
     </w:p>
     <w:p>
@@ -5048,7 +5113,7 @@
                 <w:rFonts w:ascii="Microsoft JhengHei" w:hAnsi="Microsoft JhengHei" w:eastAsia="Microsoft JhengHei" w:cs="Microsoft JhengHei"/>
                 <w:sz w:val="18"/>
               </w:rPr>
-              <w:t>車道出入口－標示位置（題目要求）</w:t>
+              <w:t>車道出入口－標示位置（車數題目未指定）</w:t>
             </w:r>
           </w:p>
         </w:tc>
@@ -5145,7 +5210,7 @@
                 <w:b/>
                 <w:sz w:val="19"/>
               </w:rPr>
-              <w:t>【那一個問題】歷史水圳遺址斜穿基地——這一條線同時決定了開挖範圍、開放空間主軸與申論的非量化分析。抓住它，全卷通。</w:t>
+              <w:t>【那一個問題】疑似歷史水圳斜穿基地（題目稱「地面下可能仍保有」）——這一條線同時決定開挖避讓、開放空間主軸與申論的非量化分析。</w:t>
             </w:r>
           </w:p>
         </w:tc>
@@ -5332,7 +5397,33 @@
           <w:rFonts w:ascii="Consolas" w:hAnsi="Consolas" w:eastAsia="Microsoft JhengHei"/>
           <w:sz w:val="19"/>
         </w:rPr>
-        <w:t>開挖率：沿水圳遺址帶不開挖 → 開挖面積÷8,400＝○%（上限依題目/土管/都審）</w:t>
+        <w:t>開挖率：疑似水圳範圍「優先避挖」→ 開挖面積÷8,400＝○%</w:t>
+      </w:r>
+    </w:p>
+    <w:p>
+      <w:pPr>
+        <w:spacing w:after="20"/>
+        <w:ind w:left="227"/>
+      </w:pPr>
+      <w:r>
+        <w:rPr>
+          <w:rFonts w:ascii="Consolas" w:hAnsi="Consolas" w:eastAsia="Microsoft JhengHei"/>
+          <w:sz w:val="19"/>
+        </w:rPr>
+        <w:t xml:space="preserve">　⚠ 題目為「地面下可能仍保有水圳遺址」＝疑似，非法定禁挖帶；考場寫「優先避挖，調查確認後調整」</w:t>
+      </w:r>
+    </w:p>
+    <w:p>
+      <w:pPr>
+        <w:spacing w:after="20"/>
+        <w:ind w:left="227"/>
+      </w:pPr>
+      <w:r>
+        <w:rPr>
+          <w:rFonts w:ascii="Consolas" w:hAnsi="Consolas" w:eastAsia="Microsoft JhengHei"/>
+          <w:sz w:val="19"/>
+        </w:rPr>
+        <w:t xml:space="preserve">　⚠ 題目未給開挖率上限 → 不自行發明百分比，只列算式</w:t>
       </w:r>
     </w:p>
     <w:p>
@@ -5565,7 +5656,7 @@
                 <w:rFonts w:ascii="Microsoft JhengHei" w:hAnsi="Microsoft JhengHei" w:eastAsia="Microsoft JhengHei" w:cs="Microsoft JhengHei"/>
                 <w:sz w:val="18"/>
               </w:rPr>
-              <w:t>歷史水圳遺址</w:t>
+              <w:t>疑似水圳遺址</w:t>
             </w:r>
           </w:p>
         </w:tc>
@@ -5580,7 +5671,7 @@
                 <w:rFonts w:ascii="Microsoft JhengHei" w:hAnsi="Microsoft JhengHei" w:eastAsia="Microsoft JhengHei" w:cs="Microsoft JhengHei"/>
                 <w:sz w:val="18"/>
               </w:rPr>
-              <w:t>不開挖</w:t>
+              <w:t>優先避挖</w:t>
             </w:r>
           </w:p>
         </w:tc>
@@ -5595,7 +5686,7 @@
                 <w:rFonts w:ascii="Microsoft JhengHei" w:hAnsi="Microsoft JhengHei" w:eastAsia="Microsoft JhengHei" w:cs="Microsoft JhengHei"/>
                 <w:sz w:val="18"/>
               </w:rPr>
-              <w:t>遺址帶不開挖－地面鋪面再現水圳</w:t>
+              <w:t>疑似水圳帶優先避挖－地面鋪面再現</w:t>
             </w:r>
           </w:p>
         </w:tc>
@@ -6165,7 +6256,7 @@
           <w:rFonts w:ascii="Consolas" w:hAnsi="Consolas" w:eastAsia="Microsoft JhengHei"/>
           <w:sz w:val="19"/>
         </w:rPr>
-        <w:t>★社宅是量體主體：1 房約 90 戶＋2 房約 60 戶 ＝ 150 戶</w:t>
+        <w:t>★社宅是量體主體：1 房約 90 戶＋2 房約 60 戶〔題目為「約」之建議值〕</w:t>
       </w:r>
     </w:p>
     <w:p>
@@ -6178,7 +6269,7 @@
           <w:rFonts w:ascii="Consolas" w:hAnsi="Consolas" w:eastAsia="Microsoft JhengHei"/>
           <w:sz w:val="19"/>
         </w:rPr>
-        <w:t xml:space="preserve">　1 房 40 ㎡ × 90 戶 ＝ 3,600 ㎡</w:t>
+        <w:t xml:space="preserve">　1 房 40 ㎡ × 90 戶 ＝ 3,600 ㎡〔房型面積題目未指定＝自訂方案〕</w:t>
       </w:r>
     </w:p>
     <w:p>
@@ -6191,7 +6282,7 @@
           <w:rFonts w:ascii="Consolas" w:hAnsi="Consolas" w:eastAsia="Microsoft JhengHei"/>
           <w:sz w:val="19"/>
         </w:rPr>
-        <w:t xml:space="preserve">　2 房 60 ㎡ × 60 戶 ＝ 3,600 ㎡</w:t>
+        <w:t xml:space="preserve">　2 房 60 ㎡ × 60 戶 ＝ 3,600 ㎡〔同上，須在圖上註明「自訂」〕</w:t>
       </w:r>
     </w:p>
     <w:p>
@@ -6795,7 +6886,7 @@
                 <w:rFonts w:ascii="Microsoft JhengHei" w:hAnsi="Microsoft JhengHei" w:eastAsia="Microsoft JhengHei" w:cs="Microsoft JhengHei"/>
                 <w:sz w:val="18"/>
               </w:rPr>
-              <w:t>南側廟宇+老樹</w:t>
+              <w:t>南側廟宇+樹群(道路對側)</w:t>
             </w:r>
           </w:p>
         </w:tc>
@@ -6810,7 +6901,7 @@
                 <w:rFonts w:ascii="Microsoft JhengHei" w:hAnsi="Microsoft JhengHei" w:eastAsia="Microsoft JhengHei" w:cs="Microsoft JhengHei"/>
                 <w:sz w:val="18"/>
               </w:rPr>
-              <w:t>涵構庭園</w:t>
+              <w:t>借景涵構</w:t>
             </w:r>
           </w:p>
         </w:tc>
@@ -6825,7 +6916,7 @@
                 <w:rFonts w:ascii="Microsoft JhengHei" w:hAnsi="Microsoft JhengHei" w:eastAsia="Microsoft JhengHei" w:cs="Microsoft JhengHei"/>
                 <w:sz w:val="18"/>
               </w:rPr>
-              <w:t>面廟埕退讓、保留老樹－延續場所精神</w:t>
+              <w:t>面廟埕退讓－借景對側樹群(不計基地綠地)</w:t>
             </w:r>
           </w:p>
         </w:tc>
@@ -7139,6 +7230,32 @@
           <w:rFonts w:ascii="Consolas" w:hAnsi="Consolas" w:eastAsia="Microsoft JhengHei"/>
           <w:sz w:val="19"/>
         </w:rPr>
+        <w:t>⚠ 公設多目標使用之比例（如運動計容積約 1/3）屬「前置法規檢核」，</w:t>
+      </w:r>
+    </w:p>
+    <w:p>
+      <w:pPr>
+        <w:spacing w:after="20"/>
+        <w:ind w:left="227"/>
+      </w:pPr>
+      <w:r>
+        <w:rPr>
+          <w:rFonts w:ascii="Consolas" w:hAnsi="Consolas" w:eastAsia="Microsoft JhengHei"/>
+          <w:sz w:val="19"/>
+        </w:rPr>
+        <w:t xml:space="preserve">　 非題目給定之設計額度；圖上寫「依核准途徑另檢核」，勿當成既成事實</w:t>
+      </w:r>
+    </w:p>
+    <w:p>
+      <w:pPr>
+        <w:spacing w:after="20"/>
+        <w:ind w:left="227"/>
+      </w:pPr>
+      <w:r>
+        <w:rPr>
+          <w:rFonts w:ascii="Consolas" w:hAnsi="Consolas" w:eastAsia="Microsoft JhengHei"/>
+          <w:sz w:val="19"/>
+        </w:rPr>
       </w:r>
     </w:p>
     <w:p>
@@ -7228,7 +7345,7 @@
           <w:rFonts w:ascii="Consolas" w:hAnsi="Consolas" w:eastAsia="Microsoft JhengHei"/>
           <w:sz w:val="19"/>
         </w:rPr>
-        <w:t>停車：機車位數量＝汽車位數量（題目要求）、分流、專用出入口</w:t>
+        <w:t>停車：機車位數量＝汽車位數量（題目要求）；⚠ 汽車總車位題目未指定，不捏造數字</w:t>
       </w:r>
     </w:p>
     <w:p>
@@ -8483,7 +8600,7 @@
                 <w:rFonts w:ascii="Microsoft JhengHei" w:hAnsi="Microsoft JhengHei" w:eastAsia="Microsoft JhengHei" w:cs="Microsoft JhengHei"/>
                 <w:sz w:val="17"/>
               </w:rPr>
-              <w:t>≈2,950㎡・45%/225%</w:t>
+              <w:t>約2,600㎡(L形圖推)・45%/225%</w:t>
             </w:r>
           </w:p>
         </w:tc>
@@ -8498,7 +8615,7 @@
                 <w:rFonts w:ascii="Microsoft JhengHei" w:hAnsi="Microsoft JhengHei" w:eastAsia="Microsoft JhengHei" w:cs="Microsoft JhengHei"/>
                 <w:sz w:val="17"/>
               </w:rPr>
-              <w:t>6,638㎡</w:t>
+              <w:t>≈5,850㎡</w:t>
             </w:r>
           </w:p>
         </w:tc>

--- a/講義/DanKoe式解題_107-114全解.docx
+++ b/講義/DanKoe式解題_107-114全解.docx
@@ -114,7 +114,7 @@
                 <w:b w:val="0"/>
                 <w:sz w:val="19"/>
               </w:rPr>
-              <w:t>⚠️ 法規／數字以全國法規資料庫與題目給定為準。各年空間需求依考選部原卷；107 年基地面積原卷未錄於本庫，以公式呈現並標示待查。設計方案為示範，非唯一正解。</w:t>
+              <w:t>⚠️ 法規／數字以全國法規資料庫與題目給定為準。本版已依《107–114 專業審查》（查核 2026-09-10）更正：107 面積、111 基地與加總、112 遺址語氣、113 多目標途徑、114 多目標比例與高度條件。更正全紀錄見 repo「22 專業審查修正彙編」。設計方案為示範，非唯一正解；本檔所有「評價」「建議」屬分析判斷，非考選部標準答案或扣分規則。</w:t>
             </w:r>
           </w:p>
         </w:tc>
@@ -234,7 +234,7 @@
                 <w:rFonts w:ascii="Microsoft JhengHei" w:hAnsi="Microsoft JhengHei" w:eastAsia="Microsoft JhengHei" w:cs="Microsoft JhengHei"/>
                 <w:sz w:val="18"/>
               </w:rPr>
-              <w:t>One Problem｜一次只解一個問題</w:t>
+              <w:t>One Problem｜先定一個主軸</w:t>
             </w:r>
           </w:p>
         </w:tc>
@@ -249,7 +249,7 @@
                 <w:rFonts w:ascii="Microsoft JhengHei" w:hAnsi="Microsoft JhengHei" w:eastAsia="Microsoft JhengHei" w:cs="Microsoft JhengHei"/>
                 <w:sz w:val="18"/>
               </w:rPr>
-              <w:t>一塊基地只有「一個」真正的問題＝基地英雄條件（老樹／水圳／園道／公園／廟埕）</w:t>
+              <w:t>先找「**優先組織設計的主軸**」（老樹／水圳／園道／公園／廟埕）——是主軸，不是唯一問題</w:t>
             </w:r>
           </w:p>
         </w:tc>
@@ -264,7 +264,7 @@
                 <w:rFonts w:ascii="Microsoft JhengHei" w:hAnsi="Microsoft JhengHei" w:eastAsia="Microsoft JhengHei" w:cs="Microsoft JhengHei"/>
                 <w:sz w:val="18"/>
               </w:rPr>
-              <w:t>審題時圈出那一個，寫在圖紙角落。所有決策都要能回推到它</w:t>
+              <w:t>判準四問：符合題旨？能處理高風險限制？能連接多項機能？能用平剖面驗證？</w:t>
             </w:r>
           </w:p>
         </w:tc>
@@ -296,7 +296,7 @@
                 <w:rFonts w:ascii="Microsoft JhengHei" w:hAnsi="Microsoft JhengHei" w:eastAsia="Microsoft JhengHei" w:cs="Microsoft JhengHei"/>
                 <w:sz w:val="18"/>
               </w:rPr>
-              <w:t>80% 的分數來自 20% 的決策：①圖說完整 ②量體總量對 ③開放空間接上英雄條件</w:t>
+              <w:t>先做三件高影響的事：①圖說完整 ②面積帳（A/B/G/F/D）對得上 ③開放空間接上主軸</w:t>
             </w:r>
           </w:p>
         </w:tc>
@@ -311,7 +311,7 @@
                 <w:rFonts w:ascii="Microsoft JhengHei" w:hAnsi="Microsoft JhengHei" w:eastAsia="Microsoft JhengHei" w:cs="Microsoft JhengHei"/>
                 <w:sz w:val="18"/>
               </w:rPr>
-              <w:t>這三件先做完，再談美感與細緻度</w:t>
+              <w:t>（無官方評分比例可引，此處僅為作答順序建議）</w:t>
             </w:r>
           </w:p>
         </w:tc>
@@ -486,9 +486,9 @@
                 <w:b/>
                 <w:sz w:val="19"/>
               </w:rPr>
-              <w:t>一句話總結：**先找到那一個問題，然後讓整張圖都在回答它。**</w:t>
+              <w:t>一句話總結：**先定一個能統合多項條件的主軸，然後讓整張圖都在回答它。**</w:t>
               <w:br/>
-              <w:t>大部分人失敗不是因為畫得不夠多，是因為畫了很多，但沒有一件事是在回答那個問題。</w:t>
+              <w:t>但主軸不能取代清單——八年題目都同時要求數量、環境、活動、動線與圖說，單一主軸無法替代這些成果。</w:t>
             </w:r>
           </w:p>
         </w:tc>
@@ -533,7 +533,7 @@
           <w:rFonts w:ascii="Microsoft JhengHei" w:hAnsi="Microsoft JhengHei" w:eastAsia="Microsoft JhengHei" w:cs="Microsoft JhengHei"/>
           <w:sz w:val="20"/>
         </w:rPr>
-        <w:t>一、量體計算：先算上限→照此畫→最後回抄實際值（勿畫完再湊）。算式旁一定寫「…ok!」。</w:t>
+        <w:t>一、量體計算：面積分五帳 A基地/B建築面積/G實際總樓地板/F計容積/D開挖；建蔽=B/A、容積=F/A、開挖率=D/A。先算上限→照此畫→最後回抄。「…ok!」是自我檢核習慣，不是法規合格證明。</w:t>
       </w:r>
     </w:p>
     <w:p>
@@ -601,7 +601,7 @@
                 <w:b/>
                 <w:sz w:val="19"/>
               </w:rPr>
-              <w:t>【那一個問題】歷史三合院（一層樓）就在基地凹口「外」——不是基地內既有建築；新量體仍須退讓，讓老的當主角。</w:t>
+              <w:t>【那一個問題】以文創公共動線串聯老屋、老樹與捷運（三合院在邊界凹口「外」、東側基地內另有捷運出口）——新量體退讓，但主軸是那條公共序列。</w:t>
             </w:r>
           </w:p>
         </w:tc>
@@ -623,7 +623,7 @@
           <w:color w:val="606060"/>
           <w:sz w:val="19"/>
         </w:rPr>
-        <w:t>法定條件：建蔽 40%／容積 200%；須留 3.6 m 無遮簷人行道（都審準則／題目給定）</w:t>
+        <w:t>法定條件：建蔽 40%／容積 200%；須留 3.6 m 無遮簷人行道〔題目給定〕</w:t>
       </w:r>
     </w:p>
     <w:p>
@@ -647,7 +647,7 @@
           <w:rFonts w:ascii="Consolas" w:hAnsi="Consolas" w:eastAsia="Microsoft JhengHei"/>
           <w:sz w:val="19"/>
         </w:rPr>
-        <w:t>基地面積 A：題目正文未給，須依原卷附圖現場判讀〔圖推概算〕</w:t>
+        <w:t>基地面積 A：題目正文未給定值；附圖為含狹頸與東側延伸之不規則邊界</w:t>
       </w:r>
     </w:p>
     <w:p>
@@ -660,7 +660,7 @@
           <w:rFonts w:ascii="Consolas" w:hAnsi="Consolas" w:eastAsia="Microsoft JhengHei"/>
           <w:sz w:val="19"/>
         </w:rPr>
-        <w:t xml:space="preserve">　⚠ 本庫舊值「約 2,000 ㎡級」與外部審查判讀「約 5,800 ㎡」不一致，均屬概算</w:t>
+        <w:t xml:space="preserve">　專業審查以鞋帶公式重建 ≈ 5,836 ㎡ → 取 A ≈ 5,800 ㎡〔圖推概算，非官方〕</w:t>
       </w:r>
     </w:p>
     <w:p>
@@ -673,33 +673,7 @@
           <w:rFonts w:ascii="Consolas" w:hAnsi="Consolas" w:eastAsia="Microsoft JhengHei"/>
           <w:sz w:val="19"/>
         </w:rPr>
-        <w:t xml:space="preserve">　→ 考場以題圖量測為準，並在圖上註明「依題圖概算」，勿冒稱官方精確面積</w:t>
-      </w:r>
-    </w:p>
-    <w:p>
-      <w:pPr>
-        <w:spacing w:after="20"/>
-        <w:ind w:left="227"/>
-      </w:pPr>
-      <w:r>
-        <w:rPr>
-          <w:rFonts w:ascii="Consolas" w:hAnsi="Consolas" w:eastAsia="Microsoft JhengHei"/>
-          <w:sz w:val="19"/>
-        </w:rPr>
-        <w:t>建築面積 ≤ A × 40%</w:t>
-      </w:r>
-    </w:p>
-    <w:p>
-      <w:pPr>
-        <w:spacing w:after="20"/>
-        <w:ind w:left="227"/>
-      </w:pPr>
-      <w:r>
-        <w:rPr>
-          <w:rFonts w:ascii="Consolas" w:hAnsi="Consolas" w:eastAsia="Microsoft JhengHei"/>
-          <w:sz w:val="19"/>
-        </w:rPr>
-        <w:t>容積樓地板 ≤ A × 200%</w:t>
+        <w:t xml:space="preserve">　🔴 本庫舊值 2,000 ㎡ 為底稿示範、「非原題」，已停止沿用</w:t>
       </w:r>
     </w:p>
     <w:p>
@@ -724,7 +698,7 @@
           <w:rFonts w:ascii="Consolas" w:hAnsi="Consolas" w:eastAsia="Microsoft JhengHei"/>
           <w:sz w:val="19"/>
         </w:rPr>
-        <w:t>〔以 A＝2,000 ㎡ 僅作算式示範，非認定值〕</w:t>
+        <w:t>建築面積 ≤ 5,800 × 40% ≈ 2,320 ㎡</w:t>
       </w:r>
     </w:p>
     <w:p>
@@ -737,20 +711,7 @@
           <w:rFonts w:ascii="Consolas" w:hAnsi="Consolas" w:eastAsia="Microsoft JhengHei"/>
           <w:sz w:val="19"/>
         </w:rPr>
-        <w:t>建築面積 ≤ 2,000 × 40% ＝ 800 ㎡</w:t>
-      </w:r>
-    </w:p>
-    <w:p>
-      <w:pPr>
-        <w:spacing w:after="20"/>
-        <w:ind w:left="227"/>
-      </w:pPr>
-      <w:r>
-        <w:rPr>
-          <w:rFonts w:ascii="Consolas" w:hAnsi="Consolas" w:eastAsia="Microsoft JhengHei"/>
-          <w:sz w:val="19"/>
-        </w:rPr>
-        <w:t>容積樓地板 ≤ 2,000 × 200% ＝ 4,000 ㎡</w:t>
+        <w:t>容積樓地板 ≤ 5,800 × 200% ≈ 11,600 ㎡</w:t>
       </w:r>
     </w:p>
     <w:p>
@@ -789,7 +750,7 @@
           <w:rFonts w:ascii="Consolas" w:hAnsi="Consolas" w:eastAsia="Microsoft JhengHei"/>
           <w:sz w:val="19"/>
         </w:rPr>
-        <w:t>→ 地上約 2,300 ㎡ ≤ 4,000 ㎡ …ok!（容積寬鬆，可低層化、讓出前埕）</w:t>
+        <w:t>→ 加總 1,960 ㎡ 正確；2,300 ㎡ 係加「公共服務自訂」後之方案假設</w:t>
       </w:r>
     </w:p>
     <w:p>
@@ -802,7 +763,46 @@
           <w:rFonts w:ascii="Consolas" w:hAnsi="Consolas" w:eastAsia="Microsoft JhengHei"/>
           <w:sz w:val="19"/>
         </w:rPr>
-        <w:t>地下停車 120 輛×40 ㎡ ≈ 4,800 ㎡（法定停車得不計入容積・技則§162）</w:t>
+        <w:t xml:space="preserve">　2,300 ≤ 11,600 ㎡ …ok!（容積寬鬆，可低層化、讓出完整廣場）</w:t>
+      </w:r>
+    </w:p>
+    <w:p>
+      <w:pPr>
+        <w:spacing w:after="20"/>
+        <w:ind w:left="227"/>
+      </w:pPr>
+      <w:r>
+        <w:rPr>
+          <w:rFonts w:ascii="Consolas" w:hAnsi="Consolas" w:eastAsia="Microsoft JhengHei"/>
+          <w:sz w:val="19"/>
+        </w:rPr>
+        <w:t>地下停車 120 輛（含裝卸1）＋機車25＋地面自行車10（題目給定）</w:t>
+      </w:r>
+    </w:p>
+    <w:p>
+      <w:pPr>
+        <w:spacing w:after="20"/>
+        <w:ind w:left="227"/>
+      </w:pPr>
+      <w:r>
+        <w:rPr>
+          <w:rFonts w:ascii="Consolas" w:hAnsi="Consolas" w:eastAsia="Microsoft JhengHei"/>
+          <w:sz w:val="19"/>
+        </w:rPr>
+        <w:t xml:space="preserve">　⚠ 40 ㎡/車是「容積換算上限」相關數字，非每車法定必須配置 40 ㎡；</w:t>
+      </w:r>
+    </w:p>
+    <w:p>
+      <w:pPr>
+        <w:spacing w:after="20"/>
+        <w:ind w:left="227"/>
+      </w:pPr>
+      <w:r>
+        <w:rPr>
+          <w:rFonts w:ascii="Consolas" w:hAnsi="Consolas" w:eastAsia="Microsoft JhengHei"/>
+          <w:sz w:val="19"/>
+        </w:rPr>
+        <w:t xml:space="preserve">　　車道、柱位、坡道、機車須各自驗證，不能只用 120×40 宣稱地下已完成</w:t>
       </w:r>
     </w:p>
     <w:p>
@@ -1035,7 +1035,7 @@
                 <w:rFonts w:ascii="Microsoft JhengHei" w:hAnsi="Microsoft JhengHei" w:eastAsia="Microsoft JhengHei" w:cs="Microsoft JhengHei"/>
                 <w:sz w:val="18"/>
               </w:rPr>
-              <w:t>歷史三合院(基地凹口外)</w:t>
+              <w:t>三合院(邊界凹口外)</w:t>
             </w:r>
           </w:p>
         </w:tc>
@@ -1050,7 +1050,7 @@
                 <w:rFonts w:ascii="Microsoft JhengHei" w:hAnsi="Microsoft JhengHei" w:eastAsia="Microsoft JhengHei" w:cs="Microsoft JhengHei"/>
                 <w:sz w:val="18"/>
               </w:rPr>
-              <w:t>老為主角</w:t>
+              <w:t>視廊保全</w:t>
             </w:r>
           </w:p>
         </w:tc>
@@ -1144,7 +1144,7 @@
                 <w:rFonts w:ascii="Microsoft JhengHei" w:hAnsi="Microsoft JhengHei" w:eastAsia="Microsoft JhengHei" w:cs="Microsoft JhengHei"/>
                 <w:sz w:val="18"/>
               </w:rPr>
-              <w:t>退縮人行</w:t>
+              <w:t>題目給定</w:t>
             </w:r>
           </w:p>
         </w:tc>
@@ -1159,7 +1159,7 @@
                 <w:rFonts w:ascii="Microsoft JhengHei" w:hAnsi="Microsoft JhengHei" w:eastAsia="Microsoft JhengHei" w:cs="Microsoft JhengHei"/>
                 <w:sz w:val="18"/>
               </w:rPr>
-              <w:t>退縮 3.6M 人行帶（都審準則）</w:t>
+              <w:t>退縮 3.6M 人行帶〔題目給定，非地方都審〕</w:t>
             </w:r>
           </w:p>
         </w:tc>
@@ -1191,7 +1191,7 @@
                 <w:rFonts w:ascii="Microsoft JhengHei" w:hAnsi="Microsoft JhengHei" w:eastAsia="Microsoft JhengHei" w:cs="Microsoft JhengHei"/>
                 <w:sz w:val="18"/>
               </w:rPr>
-              <w:t>原地保留</w:t>
+              <w:t>保留或移植</w:t>
             </w:r>
           </w:p>
         </w:tc>
@@ -1206,7 +1206,7 @@
                 <w:rFonts w:ascii="Microsoft JhengHei" w:hAnsi="Microsoft JhengHei" w:eastAsia="Microsoft JhengHei" w:cs="Microsoft JhengHei"/>
                 <w:sz w:val="18"/>
               </w:rPr>
-              <w:t>既有喬木原地保留－樹下休憩</w:t>
+              <w:t>既有喬木保留〔原題亦准移植＝方案選擇〕</w:t>
             </w:r>
           </w:p>
         </w:tc>
@@ -1317,7 +1317,7 @@
                 <w:rFonts w:ascii="Microsoft JhengHei" w:hAnsi="Microsoft JhengHei" w:eastAsia="Microsoft JhengHei" w:cs="Microsoft JhengHei"/>
                 <w:sz w:val="18"/>
               </w:rPr>
-              <w:t>地下停車 120 輛</w:t>
+              <w:t>地下停車120(含裝卸1)</w:t>
             </w:r>
           </w:p>
         </w:tc>
@@ -1491,7 +1491,7 @@
                 <w:b/>
                 <w:sz w:val="19"/>
               </w:rPr>
-              <w:t>【那一個問題】南側隔 9M 巷道就是三角形社區公園——把公園「借」進來當客廳，這就是題目說的「第二個家」。</w:t>
+              <w:t>【那一個問題】面向公園的共享客廳，背後有可安心求助的私密服務——公園在基地外（隔 9M 巷道），靠安全穿越與視線連接，不是自家前庭。</w:t>
             </w:r>
           </w:p>
         </w:tc>
@@ -1601,7 +1601,7 @@
           <w:rFonts w:ascii="Consolas" w:hAnsi="Consolas" w:eastAsia="Microsoft JhengHei"/>
           <w:sz w:val="19"/>
         </w:rPr>
-        <w:t xml:space="preserve">　課程/親子/共餐/講座/祈禱 600 坪 ≈ 1,980 ㎡</w:t>
+        <w:t xml:space="preserve">　900 坪精確 ＝ 900×400/121 ＝ 2,975.21 ㎡（以 3.3 概算 2,970 ㎡，須標「約」）</w:t>
       </w:r>
     </w:p>
     <w:p>
@@ -1614,7 +1614,7 @@
           <w:rFonts w:ascii="Consolas" w:hAnsi="Consolas" w:eastAsia="Microsoft JhengHei"/>
           <w:sz w:val="19"/>
         </w:rPr>
-        <w:t xml:space="preserve">　多媒體/展示/販售 200 坪 ≈ 660 ㎡</w:t>
+        <w:t xml:space="preserve">　＋服務設施（浴廁/儲藏/機房）自訂 → 約 3,300 ㎡〔方案，非原題〕</w:t>
       </w:r>
     </w:p>
     <w:p>
@@ -1627,7 +1627,7 @@
           <w:rFonts w:ascii="Consolas" w:hAnsi="Consolas" w:eastAsia="Microsoft JhengHei"/>
           <w:sz w:val="19"/>
         </w:rPr>
-        <w:t xml:space="preserve">　營運辦公 100 坪 ≈ 330 ㎡</w:t>
+        <w:t>→ 3,300 ㎡ ≤ 3,840 ㎡ …ok!</w:t>
       </w:r>
     </w:p>
     <w:p>
@@ -1640,7 +1640,7 @@
           <w:rFonts w:ascii="Consolas" w:hAnsi="Consolas" w:eastAsia="Microsoft JhengHei"/>
           <w:sz w:val="19"/>
         </w:rPr>
-        <w:t xml:space="preserve">　小計 ≈ 2,970 ㎡ ＋ 服務設施（浴廁/儲藏/機房）</w:t>
+        <w:t>樓層：3,300 ÷ 960 ＝ 3.44 → **約 4 層**</w:t>
       </w:r>
     </w:p>
     <w:p>
@@ -1653,20 +1653,7 @@
           <w:rFonts w:ascii="Consolas" w:hAnsi="Consolas" w:eastAsia="Microsoft JhengHei"/>
           <w:sz w:val="19"/>
         </w:rPr>
-        <w:t>→ 約 3,300 ㎡ ≤ 3,840 ㎡ …ok!</w:t>
-      </w:r>
-    </w:p>
-    <w:p>
-      <w:pPr>
-        <w:spacing w:after="20"/>
-        <w:ind w:left="227"/>
-      </w:pPr>
-      <w:r>
-        <w:rPr>
-          <w:rFonts w:ascii="Consolas" w:hAnsi="Consolas" w:eastAsia="Microsoft JhengHei"/>
-          <w:sz w:val="19"/>
-        </w:rPr>
-        <w:t>樓層：960 ㎡ 建蔽 → 約 3–4 層（3,300 ÷ 960 ≈ 3.4F）</w:t>
+        <w:t xml:space="preserve">　⚠ 三層滿建蔽僅 2,880 ㎡，除非面積口徑不同且有免計依據，不能說「3–4層皆足」</w:t>
       </w:r>
     </w:p>
     <w:p>
@@ -1912,7 +1899,7 @@
                 <w:rFonts w:ascii="Microsoft JhengHei" w:hAnsi="Microsoft JhengHei" w:eastAsia="Microsoft JhengHei" w:cs="Microsoft JhengHei"/>
                 <w:sz w:val="18"/>
               </w:rPr>
-              <w:t>南側三角公園</w:t>
+              <w:t>南側三角公園(基地外)</w:t>
             </w:r>
           </w:p>
         </w:tc>
@@ -1927,7 +1914,7 @@
                 <w:rFonts w:ascii="Microsoft JhengHei" w:hAnsi="Microsoft JhengHei" w:eastAsia="Microsoft JhengHei" w:cs="Microsoft JhengHei"/>
                 <w:sz w:val="18"/>
               </w:rPr>
-              <w:t>借景為廳</w:t>
+              <w:t>安全連接</w:t>
             </w:r>
           </w:p>
         </w:tc>
@@ -1942,7 +1929,7 @@
                 <w:rFonts w:ascii="Microsoft JhengHei" w:hAnsi="Microsoft JhengHei" w:eastAsia="Microsoft JhengHei" w:cs="Microsoft JhengHei"/>
                 <w:sz w:val="18"/>
               </w:rPr>
-              <w:t>大廳面公園－公園即中心之前庭</w:t>
+              <w:t>大廳面公園－跨9M道路安全穿越、視線connect</w:t>
             </w:r>
           </w:p>
         </w:tc>
@@ -2162,7 +2149,7 @@
                 <w:rFonts w:ascii="Microsoft JhengHei" w:hAnsi="Microsoft JhengHei" w:eastAsia="Microsoft JhengHei" w:cs="Microsoft JhengHei"/>
                 <w:sz w:val="18"/>
               </w:rPr>
-              <w:t>文化尊重</w:t>
+              <w:t>包容彈性</w:t>
             </w:r>
           </w:p>
         </w:tc>
@@ -2177,7 +2164,7 @@
                 <w:rFonts w:ascii="Microsoft JhengHei" w:hAnsi="Microsoft JhengHei" w:eastAsia="Microsoft JhengHei" w:cs="Microsoft JhengHei"/>
                 <w:sz w:val="18"/>
               </w:rPr>
-              <w:t>祈禱室－朝向與私密性處理</w:t>
+              <w:t>祈禱室－彈性使用〔勿假設單一宗教朝向〕</w:t>
             </w:r>
           </w:p>
         </w:tc>
@@ -2365,7 +2352,7 @@
                 <w:rFonts w:ascii="Microsoft JhengHei" w:hAnsi="Microsoft JhengHei" w:eastAsia="Microsoft JhengHei" w:cs="Microsoft JhengHei"/>
                 <w:sz w:val="18"/>
               </w:rPr>
-              <w:t>車道出入口－設北側 6M 巷道</w:t>
+              <w:t>車道出入口〔北側6M為候選，須比較排隊噪音鄰宅〕</w:t>
             </w:r>
           </w:p>
         </w:tc>
@@ -2415,7 +2402,7 @@
                 <w:b/>
                 <w:sz w:val="19"/>
               </w:rPr>
-              <w:t>【那一個問題】4 公頃太大，不能直接設計——先分區（zoning）再設計；境界線退縮 5M 連續林帶就是把全區縫起來的綠環。</w:t>
+              <w:t>【那一個問題】自主學習與跨齡共享的開放校園——先分區再設計只是工作順序；真正有題旨辨識度的是「校內教學領域＋外圍共享設施＋分時門禁」三者同時成立（大片圍牆會抵觸題旨）。</w:t>
             </w:r>
           </w:p>
         </w:tc>
@@ -2538,7 +2525,84 @@
           <w:rFonts w:ascii="Consolas" w:hAnsi="Consolas" w:eastAsia="Microsoft JhengHei"/>
           <w:sz w:val="19"/>
         </w:rPr>
-        <w:t xml:space="preserve">　合計 100% ＝ 40,000 ㎡ …ok!</w:t>
+        <w:t xml:space="preserve">　合計 100% ＝ 40,000 ㎡ …ok!〔配比為土地使用參考原則，非建蔽率或樓地板需求〕</w:t>
+      </w:r>
+    </w:p>
+    <w:p>
+      <w:pPr>
+        <w:spacing w:after="20"/>
+        <w:ind w:left="227"/>
+      </w:pPr>
+      <w:r>
+        <w:rPr>
+          <w:rFonts w:ascii="Consolas" w:hAnsi="Consolas" w:eastAsia="Microsoft JhengHei"/>
+          <w:sz w:val="19"/>
+        </w:rPr>
+      </w:r>
+    </w:p>
+    <w:p>
+      <w:pPr>
+        <w:spacing w:after="20"/>
+        <w:ind w:left="227"/>
+      </w:pPr>
+      <w:r>
+        <w:rPr>
+          <w:rFonts w:ascii="Consolas" w:hAnsi="Consolas" w:eastAsia="Microsoft JhengHei"/>
+          <w:sz w:val="19"/>
+        </w:rPr>
+        <w:t>★ 配比不能取代空間需求驗算（原稿漏）：</w:t>
+      </w:r>
+    </w:p>
+    <w:p>
+      <w:pPr>
+        <w:spacing w:after="20"/>
+        <w:ind w:left="227"/>
+      </w:pPr>
+      <w:r>
+        <w:rPr>
+          <w:rFonts w:ascii="Consolas" w:hAnsi="Consolas" w:eastAsia="Microsoft JhengHei"/>
+          <w:sz w:val="19"/>
+        </w:rPr>
+        <w:t xml:space="preserve">　普通教室 18×72＝1,296｜專科 8×108＝864｜服務行政 20單元＝1,440</w:t>
+      </w:r>
+    </w:p>
+    <w:p>
+      <w:pPr>
+        <w:spacing w:after="20"/>
+        <w:ind w:left="227"/>
+      </w:pPr>
+      <w:r>
+        <w:rPr>
+          <w:rFonts w:ascii="Consolas" w:hAnsi="Consolas" w:eastAsia="Microsoft JhengHei"/>
+          <w:sz w:val="19"/>
+        </w:rPr>
+        <w:t xml:space="preserve">　→ 至少 3,600 ㎡（另加走廊）｜幼兒園活動室 ≥450｜長青學院 660</w:t>
+      </w:r>
+    </w:p>
+    <w:p>
+      <w:pPr>
+        <w:spacing w:after="20"/>
+        <w:ind w:left="227"/>
+      </w:pPr>
+      <w:r>
+        <w:rPr>
+          <w:rFonts w:ascii="Consolas" w:hAnsi="Consolas" w:eastAsia="Microsoft JhengHei"/>
+          <w:sz w:val="19"/>
+        </w:rPr>
+        <w:t>題定尺寸：200m 跑道、兩面 16×28m 籃球場；主要教學建築原則 ≤3 層；北高南低約 1% 坡</w:t>
+      </w:r>
+    </w:p>
+    <w:p>
+      <w:pPr>
+        <w:spacing w:after="20"/>
+        <w:ind w:left="227"/>
+      </w:pPr>
+      <w:r>
+        <w:rPr>
+          <w:rFonts w:ascii="Consolas" w:hAnsi="Consolas" w:eastAsia="Microsoft JhengHei"/>
+          <w:sz w:val="19"/>
+        </w:rPr>
+        <w:t>題定規範：單邊走廊 ≥2.5m、中央走廊 ≥3m、樓梯 ≥1.4m、逃生距離 ≤50m</w:t>
       </w:r>
     </w:p>
     <w:p>
@@ -2589,7 +2653,20 @@
           <w:rFonts w:ascii="Consolas" w:hAnsi="Consolas" w:eastAsia="Microsoft JhengHei"/>
           <w:sz w:val="19"/>
         </w:rPr>
-        <w:t>配分提醒：分區規劃圖 25 分＋國小規劃設計圖 35 分＋透視 10 分</w:t>
+        <w:t>配分：分區規劃圖 25＋國小規劃設計圖 35＋透視 10（題目明示）</w:t>
+      </w:r>
+    </w:p>
+    <w:p>
+      <w:pPr>
+        <w:spacing w:after="20"/>
+        <w:ind w:left="227"/>
+      </w:pPr>
+      <w:r>
+        <w:rPr>
+          <w:rFonts w:ascii="Consolas" w:hAnsi="Consolas" w:eastAsia="Microsoft JhengHei"/>
+          <w:sz w:val="19"/>
+        </w:rPr>
+        <w:t>停車 100、地面至少 20〔並非其餘 80 一律地下〕</w:t>
       </w:r>
     </w:p>
     <w:p>
@@ -2670,7 +2747,46 @@
           <w:rFonts w:ascii="Microsoft JhengHei" w:hAnsi="Microsoft JhengHei" w:eastAsia="Microsoft JhengHei" w:cs="Microsoft JhengHei"/>
           <w:sz w:val="19"/>
         </w:rPr>
-        <w:t>⚠️ 時效警告：危老「時程獎勵」已於 114.5.12 歸零，現存規模獎勵（達200㎡給2%、每增100㎡加0.5%、上限10%）。答舊題可寫「當年設有時程獎勵（現已歸零）」，展現時效敏感度。</w:t>
+        <w:t>🔴 版本紀律：109 年應試時，危老時程獎勵仍有 **8%**（109.5.12–110.5.11），並非歸零。答 109 題須先回答「指定版本」（108.1.30 都更／109.5.6 危老），再另設現行補註。</w:t>
+      </w:r>
+    </w:p>
+    <w:p>
+      <w:pPr>
+        <w:pStyle w:val="ListBullet"/>
+        <w:spacing w:after="30"/>
+      </w:pPr>
+      <w:r>
+        <w:rPr>
+          <w:rFonts w:ascii="Microsoft JhengHei" w:hAnsi="Microsoft JhengHei" w:eastAsia="Microsoft JhengHei" w:cs="Microsoft JhengHei"/>
+          <w:sz w:val="19"/>
+        </w:rPr>
+        <w:t xml:space="preserve">　現行（114.5.12 起）時程獎勵歸零，改以規模獎勵（達200㎡給2%、每增100㎡加0.5%、與時程合計上限10%）。</w:t>
+      </w:r>
+    </w:p>
+    <w:p>
+      <w:pPr>
+        <w:pStyle w:val="ListBullet"/>
+        <w:spacing w:after="30"/>
+      </w:pPr>
+      <w:r>
+        <w:rPr>
+          <w:rFonts w:ascii="Microsoft JhengHei" w:hAnsi="Microsoft JhengHei" w:eastAsia="Microsoft JhengHei" w:cs="Microsoft JhengHei"/>
+          <w:sz w:val="19"/>
+        </w:rPr>
+        <w:t xml:space="preserve">　⚠ 危老須「全體」土地及合法建物所有權人同意；「屋齡30年以上就可危老」不成立（另有合法性與安全評估門檻）。</w:t>
+      </w:r>
+    </w:p>
+    <w:p>
+      <w:pPr>
+        <w:pStyle w:val="ListBullet"/>
+        <w:spacing w:after="30"/>
+      </w:pPr>
+      <w:r>
+        <w:rPr>
+          <w:rFonts w:ascii="Microsoft JhengHei" w:hAnsi="Microsoft JhengHei" w:eastAsia="Microsoft JhengHei" w:cs="Microsoft JhengHei"/>
+          <w:sz w:val="19"/>
+        </w:rPr>
+        <w:t xml:space="preserve">　⚠ 都更 1.5 倍只是一般規則（有原容積及特殊更新例外）；權利變換非唯一實施途徑；危老亦可整合鄰地。</w:t>
       </w:r>
     </w:p>
     <w:p>
@@ -3371,7 +3487,7 @@
           <w:rFonts w:ascii="Consolas" w:hAnsi="Consolas" w:eastAsia="Microsoft JhengHei"/>
           <w:sz w:val="19"/>
         </w:rPr>
-        <w:t>基地面積 ≈ 32,000 ㎡（約 3.2 萬㎡）</w:t>
+        <w:t>基地面積 ≈ (188＋177)÷2×175 ＝ 31,937.5 ㎡〔近似梯形・圖推概算〕</w:t>
       </w:r>
     </w:p>
     <w:p>
@@ -3384,7 +3500,7 @@
           <w:rFonts w:ascii="Consolas" w:hAnsi="Consolas" w:eastAsia="Microsoft JhengHei"/>
           <w:sz w:val="19"/>
         </w:rPr>
-        <w:t>建築面積 ≤ 32,000 × 50% ＝ 16,000 ㎡</w:t>
+        <w:t>建築面積 ≤ 31,937.5 × 50% ≈ 15,968.75 ㎡</w:t>
       </w:r>
     </w:p>
     <w:p>
@@ -3397,7 +3513,7 @@
           <w:rFonts w:ascii="Consolas" w:hAnsi="Consolas" w:eastAsia="Microsoft JhengHei"/>
           <w:sz w:val="19"/>
         </w:rPr>
-        <w:t>容積樓地板 ≤ 32,000 × 200% ＝ 64,000 ㎡</w:t>
+        <w:t>容積樓地板 ≤ 31,937.5 × 200% ≈ 63,875 ㎡</w:t>
       </w:r>
     </w:p>
     <w:p>
@@ -3448,7 +3564,20 @@
           <w:rFonts w:ascii="Consolas" w:hAnsi="Consolas" w:eastAsia="Microsoft JhengHei"/>
           <w:sz w:val="19"/>
         </w:rPr>
-        <w:t>17,500 ÷ 64,000 ＝ 27% …ok!（容積只用掉約 1/4）</w:t>
+        <w:t>17,500 ÷ 63,875 ＝ 27.40% …ok!（容積只用掉約 1/4）</w:t>
+      </w:r>
+    </w:p>
+    <w:p>
+      <w:pPr>
+        <w:spacing w:after="20"/>
+        <w:ind w:left="227"/>
+      </w:pPr>
+      <w:r>
+        <w:rPr>
+          <w:rFonts w:ascii="Consolas" w:hAnsi="Consolas" w:eastAsia="Microsoft JhengHei"/>
+          <w:sz w:val="19"/>
+        </w:rPr>
+        <w:t xml:space="preserve">　⚠ 4,500 ㎡ 是「圖書館＋大會議室」合計，不可全數標成圖書館</w:t>
       </w:r>
     </w:p>
     <w:p>
@@ -3486,7 +3615,20 @@
           <w:rFonts w:ascii="Consolas" w:hAnsi="Consolas" w:eastAsia="Microsoft JhengHei"/>
           <w:sz w:val="19"/>
         </w:rPr>
-        <w:t xml:space="preserve">　　建蔽也只需 17,500 ÷ 3F ≈ 5,800 ㎡ ≪ 16,000 ㎡ 上限</w:t>
+        <w:t xml:space="preserve">　⚠ 不能用 17,500÷3F 便證明占地約 5,800 ㎡ 足夠——體健中心有游泳池、籃球場，</w:t>
+      </w:r>
+    </w:p>
+    <w:p>
+      <w:pPr>
+        <w:spacing w:after="20"/>
+        <w:ind w:left="227"/>
+      </w:pPr>
+      <w:r>
+        <w:rPr>
+          <w:rFonts w:ascii="Consolas" w:hAnsi="Consolas" w:eastAsia="Microsoft JhengHei"/>
+          <w:sz w:val="19"/>
+        </w:rPr>
+        <w:t xml:space="preserve">　　需另列挑高、大跨距與機電需求，並以實際樓層組織回算 B 與 F</w:t>
       </w:r>
     </w:p>
     <w:p>
@@ -3554,7 +3696,7 @@
           <w:rFonts w:ascii="Microsoft JhengHei" w:hAnsi="Microsoft JhengHei" w:eastAsia="Microsoft JhengHei" w:cs="Microsoft JhengHei"/>
           <w:sz w:val="19"/>
         </w:rPr>
-        <w:t>★本題必須寫「你自己的案子」——抄來的案例寫得再順都少一層說服力，且題目明文「以你的過去工作經驗」。</w:t>
+        <w:t>★原題說「**可以**」用經手案例（非強制）。最佳做法是用真實經驗連接資料、判讀與設計；若無此經驗，應**明說為練習案例，不捏造親歷**。</w:t>
       </w:r>
     </w:p>
     <w:p>
@@ -3779,7 +3921,7 @@
                 <w:rFonts w:ascii="Microsoft JhengHei" w:hAnsi="Microsoft JhengHei" w:eastAsia="Microsoft JhengHei" w:cs="Microsoft JhengHei"/>
                 <w:sz w:val="18"/>
               </w:rPr>
-              <w:t>東側整治小溪</w:t>
+              <w:t>東側整治小溪(基地外)</w:t>
             </w:r>
           </w:p>
         </w:tc>
@@ -3794,7 +3936,7 @@
                 <w:rFonts w:ascii="Microsoft JhengHei" w:hAnsi="Microsoft JhengHei" w:eastAsia="Microsoft JhengHei" w:cs="Microsoft JhengHei"/>
                 <w:sz w:val="18"/>
               </w:rPr>
-              <w:t>濱水軸</w:t>
+              <w:t>濱水借景</w:t>
             </w:r>
           </w:p>
         </w:tc>
@@ -3809,7 +3951,7 @@
                 <w:rFonts w:ascii="Microsoft JhengHei" w:hAnsi="Microsoft JhengHei" w:eastAsia="Microsoft JhengHei" w:cs="Microsoft JhengHei"/>
                 <w:sz w:val="18"/>
               </w:rPr>
-              <w:t>濱溪綠帶－生態滯洪兼景觀</w:t>
+              <w:t>濱溪綠帶－生態滯洪兼景觀〔原題稱基地不淹水〕</w:t>
             </w:r>
           </w:p>
         </w:tc>
@@ -3826,7 +3968,7 @@
                 <w:rFonts w:ascii="Microsoft JhengHei" w:hAnsi="Microsoft JhengHei" w:eastAsia="Microsoft JhengHei" w:cs="Microsoft JhengHei"/>
                 <w:sz w:val="18"/>
               </w:rPr>
-              <w:t>5M防汛道＋8M綠帶</w:t>
+              <w:t>5M防汛道＋8M綠帶(基地外)</w:t>
             </w:r>
           </w:p>
         </w:tc>
@@ -3841,7 +3983,7 @@
                 <w:rFonts w:ascii="Microsoft JhengHei" w:hAnsi="Microsoft JhengHei" w:eastAsia="Microsoft JhengHei" w:cs="Microsoft JhengHei"/>
                 <w:sz w:val="18"/>
               </w:rPr>
-              <w:t>退縮利用</w:t>
+              <w:t>不計入A</w:t>
             </w:r>
           </w:p>
         </w:tc>
@@ -3856,7 +3998,7 @@
                 <w:rFonts w:ascii="Microsoft JhengHei" w:hAnsi="Microsoft JhengHei" w:eastAsia="Microsoft JhengHei" w:cs="Microsoft JhengHei"/>
                 <w:sz w:val="18"/>
               </w:rPr>
-              <w:t>防汛道兼人行自行車－串聯公園</w:t>
+              <w:t>銜接既有步行自行車系統－保持防汛通行</w:t>
             </w:r>
           </w:p>
         </w:tc>
@@ -4235,7 +4377,7 @@
                 <w:b/>
                 <w:sz w:val="19"/>
               </w:rPr>
-              <w:t>【那一個問題】西南埤塘公園（假日遊客多）＋東北國小後門（上下學）——兩種完全不同節奏的人流，配置的全部工作就是把它們分開又各自服務好。</w:t>
+              <w:t>【那一個問題】公共交流在外、安靜住辦在內——埤塘遊客與國小接送的衝突要處理，但題旨核心是住辦共享與居住品質（住宅獨立門廳＋共享交流節點＋老樹與凹口退讓）。</w:t>
             </w:r>
           </w:p>
         </w:tc>
@@ -4410,7 +4552,20 @@
           <w:rFonts w:ascii="Consolas" w:hAnsi="Consolas" w:eastAsia="Microsoft JhengHei"/>
           <w:sz w:val="19"/>
         </w:rPr>
-        <w:t xml:space="preserve">　住宅小計 50 戶 ＝ 1,900 ㎡（＋公設約 30% ≈ 2,470 ㎡）</w:t>
+        <w:t xml:space="preserve">　住宅小計 50 戶 ＝ 1,900 ㎡（淨面積外加 30% ≈ 2,470 ㎡）</w:t>
+      </w:r>
+    </w:p>
+    <w:p>
+      <w:pPr>
+        <w:spacing w:after="20"/>
+        <w:ind w:left="227"/>
+      </w:pPr>
+      <w:r>
+        <w:rPr>
+          <w:rFonts w:ascii="Consolas" w:hAnsi="Consolas" w:eastAsia="Microsoft JhengHei"/>
+          <w:sz w:val="19"/>
+        </w:rPr>
+        <w:t xml:space="preserve">　⚠ 口徑須一致：若 30% 指「總面積占比」，住宅應為 1,900÷0.7 ≈ 2,714 ㎡，不可與 ×1.3 混用</w:t>
       </w:r>
     </w:p>
     <w:p>
@@ -4475,6 +4630,19 @@
           <w:sz w:val="19"/>
         </w:rPr>
         <w:t>⚠ 停車：題目僅要求「以地下為主、標示車道出入口」，未指定車位總數——不得自行捏造</w:t>
+      </w:r>
+    </w:p>
+    <w:p>
+      <w:pPr>
+        <w:spacing w:after="20"/>
+        <w:ind w:left="227"/>
+      </w:pPr>
+      <w:r>
+        <w:rPr>
+          <w:rFonts w:ascii="Consolas" w:hAnsi="Consolas" w:eastAsia="Microsoft JhengHei"/>
+          <w:sz w:val="19"/>
+        </w:rPr>
+        <w:t>⚠ 圖示北向為斜向，不能把紙面上方直接當北；高度與開挖率亦未給統一上限</w:t>
       </w:r>
     </w:p>
     <w:p>
@@ -4555,7 +4723,7 @@
           <w:rFonts w:ascii="Microsoft JhengHei" w:hAnsi="Microsoft JhengHei" w:eastAsia="Microsoft JhengHei" w:cs="Microsoft JhengHei"/>
           <w:sz w:val="19"/>
         </w:rPr>
-        <w:t>★第（二）小題的主角是「街道斷面圖」——不畫斷面等於沒答。</w:t>
+        <w:t>★第（二）小題的主角是「街道斷面圖」——未畫斷面即未完整回應題目要求。</w:t>
       </w:r>
     </w:p>
     <w:p>
@@ -4568,7 +4736,7 @@
           <w:rFonts w:ascii="Microsoft JhengHei" w:hAnsi="Microsoft JhengHei" w:eastAsia="Microsoft JhengHei" w:cs="Microsoft JhengHei"/>
           <w:sz w:val="19"/>
         </w:rPr>
-        <w:t>斷面組成（總寬約 40M）：人行4m＋複層綠帶2.5m＋自行車2.5m＋車道3.5m×3＋中央分隔島4m（滯洪）＋對稱回去；下方畫生態草溝與雨水流向箭頭。</w:t>
+        <w:t>斷面精確對帳：2×(4＋2.5＋2.5＋3×3.5)＋4 ＝ **43 M**（原稿「約40M」算錯）。人行4＋複層綠帶2.5＋自行車2.5＋車道3.5×3＋中央分隔島4（滯洪）＋對稱回去；題目未指定總寬，43M 屬方案。外側車道轉市集須說明時段交通管理與緊急通行。</w:t>
       </w:r>
     </w:p>
     <w:p>
@@ -5210,7 +5378,7 @@
                 <w:b/>
                 <w:sz w:val="19"/>
               </w:rPr>
-              <w:t>【那一個問題】疑似歷史水圳斜穿基地（題目稱「地面下可能仍保有」）——這一條線同時決定開挖避讓、開放空間主軸與申論的非量化分析。</w:t>
+              <w:t>【那一個問題】水圳記憶串公共空間，西側量體緩衝高架干擾——水圳是主軸，但須有第二條件制衡：西側約10M高架之噪音震動是題目指定回應項。</w:t>
             </w:r>
           </w:p>
         </w:tc>
@@ -5256,7 +5424,7 @@
           <w:rFonts w:ascii="Consolas" w:hAnsi="Consolas" w:eastAsia="Microsoft JhengHei"/>
           <w:sz w:val="19"/>
         </w:rPr>
-        <w:t>基地面積 ＝ 120 × 70 ＝ 8,400 ㎡</w:t>
+        <w:t>基地面積 ≈ 120 × 70 ＝ 8,400 ㎡</w:t>
       </w:r>
     </w:p>
     <w:p>
@@ -5269,7 +5437,7 @@
           <w:rFonts w:ascii="Consolas" w:hAnsi="Consolas" w:eastAsia="Microsoft JhengHei"/>
           <w:sz w:val="19"/>
         </w:rPr>
-        <w:t>建築面積 ≤ 8,400 × 55% ＝ 4,620 ㎡</w:t>
+        <w:t>⚠ 55%／360% 為題目提供之「平均約值」→ 下列亦屬規劃概算，勿轉述為各分區之法定率</w:t>
       </w:r>
     </w:p>
     <w:p>
@@ -5282,7 +5450,20 @@
           <w:rFonts w:ascii="Consolas" w:hAnsi="Consolas" w:eastAsia="Microsoft JhengHei"/>
           <w:sz w:val="19"/>
         </w:rPr>
-        <w:t>容積樓地板 ≤ 8,400 × 360% ＝ 30,240 ㎡</w:t>
+        <w:t>建築面積 ≈ 8,400 × 55% ＝ 4,620 ㎡</w:t>
+      </w:r>
+    </w:p>
+    <w:p>
+      <w:pPr>
+        <w:spacing w:after="20"/>
+        <w:ind w:left="227"/>
+      </w:pPr>
+      <w:r>
+        <w:rPr>
+          <w:rFonts w:ascii="Consolas" w:hAnsi="Consolas" w:eastAsia="Microsoft JhengHei"/>
+          <w:sz w:val="19"/>
+        </w:rPr>
+        <w:t>容積樓地板 ≈ 8,400 × 360% ＝ 30,240 ㎡</w:t>
       </w:r>
     </w:p>
     <w:p>
@@ -5346,7 +5527,20 @@
           <w:rFonts w:ascii="Consolas" w:hAnsi="Consolas" w:eastAsia="Microsoft JhengHei"/>
           <w:sz w:val="19"/>
         </w:rPr>
-        <w:t>→ 約 6,500 ㎡ ≤ 30,240 ㎡ …ok!（容積極寬鬆）</w:t>
+        <w:t>→ 列定機能＋自訂演講廳 400 ㎡ ＝ 5,300 ㎡（正確）；6,500 ㎡ 係方案假設</w:t>
+      </w:r>
+    </w:p>
+    <w:p>
+      <w:pPr>
+        <w:spacing w:after="20"/>
+        <w:ind w:left="227"/>
+      </w:pPr>
+      <w:r>
+        <w:rPr>
+          <w:rFonts w:ascii="Consolas" w:hAnsi="Consolas" w:eastAsia="Microsoft JhengHei"/>
+          <w:sz w:val="19"/>
+        </w:rPr>
+        <w:t xml:space="preserve">　5,300～6,500 ㎡ ≤ 30,240 ㎡ …ok!（容積極寬鬆）</w:t>
       </w:r>
     </w:p>
     <w:p>
@@ -5410,7 +5604,33 @@
           <w:rFonts w:ascii="Consolas" w:hAnsi="Consolas" w:eastAsia="Microsoft JhengHei"/>
           <w:sz w:val="19"/>
         </w:rPr>
-        <w:t xml:space="preserve">　⚠ 題目為「地面下可能仍保有水圳遺址」＝疑似，非法定禁挖帶；考場寫「優先避挖，調查確認後調整」</w:t>
+        <w:t xml:space="preserve">　⚠ 依文資法 §57：發見疑似遺址應通知主管機關；工程中發見則停工通報、審議完成前不得復工。</w:t>
+      </w:r>
+    </w:p>
+    <w:p>
+      <w:pPr>
+        <w:spacing w:after="20"/>
+        <w:ind w:left="227"/>
+      </w:pPr>
+      <w:r>
+        <w:rPr>
+          <w:rFonts w:ascii="Consolas" w:hAnsi="Consolas" w:eastAsia="Microsoft JhengHei"/>
+          <w:sz w:val="19"/>
+        </w:rPr>
+        <w:t xml:space="preserve">　　由此推導「前期調查＋預留避讓」合理；直接稱法定全帶禁挖則證據不足。</w:t>
+      </w:r>
+    </w:p>
+    <w:p>
+      <w:pPr>
+        <w:spacing w:after="20"/>
+        <w:ind w:left="227"/>
+      </w:pPr>
+      <w:r>
+        <w:rPr>
+          <w:rFonts w:ascii="Consolas" w:hAnsi="Consolas" w:eastAsia="Microsoft JhengHei"/>
+          <w:sz w:val="19"/>
+        </w:rPr>
+        <w:t xml:space="preserve">　⚠ 避讓帶寬不得裝成原題數值；停車可在避讓後選址，不必為用滿容積而增加地下層</w:t>
       </w:r>
     </w:p>
     <w:p>
@@ -5797,7 +6017,7 @@
                 <w:rFonts w:ascii="Microsoft JhengHei" w:hAnsi="Microsoft JhengHei" w:eastAsia="Microsoft JhengHei" w:cs="Microsoft JhengHei"/>
                 <w:sz w:val="18"/>
               </w:rPr>
-              <w:t>西側高架道路</w:t>
+              <w:t>西側高架(約10M)</w:t>
             </w:r>
           </w:p>
         </w:tc>
@@ -5812,7 +6032,7 @@
                 <w:rFonts w:ascii="Microsoft JhengHei" w:hAnsi="Microsoft JhengHei" w:eastAsia="Microsoft JhengHei" w:cs="Microsoft JhengHei"/>
                 <w:sz w:val="18"/>
               </w:rPr>
-              <w:t>噪音緩衝</w:t>
+              <w:t>緩衝＋隔振</w:t>
             </w:r>
           </w:p>
         </w:tc>
@@ -5827,7 +6047,7 @@
                 <w:rFonts w:ascii="Microsoft JhengHei" w:hAnsi="Microsoft JhengHei" w:eastAsia="Microsoft JhengHei" w:cs="Microsoft JhengHei"/>
                 <w:sz w:val="18"/>
               </w:rPr>
-              <w:t>服務量體置西側－隔噪音震動</w:t>
+              <w:t>服務量體置西側－距離＋結構隔振〔擋牆無法阻地傳振動〕</w:t>
             </w:r>
           </w:p>
         </w:tc>
@@ -6159,7 +6379,7 @@
                 <w:b/>
                 <w:sz w:val="19"/>
               </w:rPr>
-              <w:t>【那一個問題】市場（公共設施）用地上要疊社會住宅——靠《公設用地多目標使用辦法》才合法；低層熱鬧、上層私密，垂直分層＋獨立門禁就是全題核心。</w:t>
+              <w:t>【那一個問題】市場、居住與社福「各自營運」，公共廣場連接鄰里——垂直分層＋獨立門禁是骨架，但真正要證明的是排油煙、清運、清晨卸貨與住宅通風採光能相容。</w:t>
             </w:r>
           </w:p>
         </w:tc>
@@ -6282,7 +6502,20 @@
           <w:rFonts w:ascii="Consolas" w:hAnsi="Consolas" w:eastAsia="Microsoft JhengHei"/>
           <w:sz w:val="19"/>
         </w:rPr>
-        <w:t xml:space="preserve">　2 房 60 ㎡ × 60 戶 ＝ 3,600 ㎡〔同上，須在圖上註明「自訂」〕</w:t>
+        <w:t xml:space="preserve">　2 房 60 ㎡ × 60 戶 ＝ 3,600 ㎡〔公設 25% 亦為自訂〕</w:t>
+      </w:r>
+    </w:p>
+    <w:p>
+      <w:pPr>
+        <w:spacing w:after="20"/>
+        <w:ind w:left="227"/>
+      </w:pPr>
+      <w:r>
+        <w:rPr>
+          <w:rFonts w:ascii="Consolas" w:hAnsi="Consolas" w:eastAsia="Microsoft JhengHei"/>
+          <w:sz w:val="19"/>
+        </w:rPr>
+        <w:t xml:space="preserve">　⚠ 應先定每戶面積口徑，再用「標準層可配置戶數 × 層數」反算，而非先湊總量</w:t>
       </w:r>
     </w:p>
     <w:p>
@@ -6346,7 +6579,33 @@
           <w:rFonts w:ascii="Consolas" w:hAnsi="Consolas" w:eastAsia="Microsoft JhengHei"/>
           <w:sz w:val="19"/>
         </w:rPr>
-        <w:t>合計 ≈ 10,400 ㎡ ≤ 10,500 ㎡ …ok!（幾乎用滿，需精算）</w:t>
+        <w:t>合計 ≈ 10,400 ㎡ ≤ 10,500 ㎡ …只餘 100 ㎡、不到 1% 彈性</w:t>
+      </w:r>
+    </w:p>
+    <w:p>
+      <w:pPr>
+        <w:spacing w:after="20"/>
+        <w:ind w:left="227"/>
+      </w:pPr>
+      <w:r>
+        <w:rPr>
+          <w:rFonts w:ascii="Consolas" w:hAnsi="Consolas" w:eastAsia="Microsoft JhengHei"/>
+          <w:sz w:val="19"/>
+        </w:rPr>
+        <w:t xml:space="preserve">　⚠ 敏感度：若市場後勤由 1,400 增至 2,000 ㎡ → 總量 11,000 ㎡ 即超過上限</w:t>
+      </w:r>
+    </w:p>
+    <w:p>
+      <w:pPr>
+        <w:spacing w:after="20"/>
+        <w:ind w:left="227"/>
+      </w:pPr>
+      <w:r>
+        <w:rPr>
+          <w:rFonts w:ascii="Consolas" w:hAnsi="Consolas" w:eastAsia="Microsoft JhengHei"/>
+          <w:sz w:val="19"/>
+        </w:rPr>
+        <w:t xml:space="preserve">　⚠ 地下汽車（含無障礙位）依用途與面積核算——原稿完全略去，須補</w:t>
       </w:r>
     </w:p>
     <w:p>
@@ -6426,7 +6685,7 @@
           <w:rFonts w:ascii="Microsoft JhengHei" w:hAnsi="Microsoft JhengHei" w:eastAsia="Microsoft JhengHei" w:cs="Microsoft JhengHei"/>
           <w:sz w:val="19"/>
         </w:rPr>
-        <w:t>★本年最大陷阱：「都市設計層面」與「敷地計畫層面」必須分開作答。混寫直接扣分。用「面的策略／點的策略」切開。</w:t>
+        <w:t>★本年最大陷阱：「都市設計層面」與「敷地計畫層面」須分開作答（混寫＝未完整回應題目要求，非已公布之扣分標準）。用「面的策略／點的策略」切開。</w:t>
       </w:r>
     </w:p>
     <w:p>
@@ -6760,7 +7019,7 @@
                 <w:rFonts w:ascii="Microsoft JhengHei" w:hAnsi="Microsoft JhengHei" w:eastAsia="Microsoft JhengHei" w:cs="Microsoft JhengHei"/>
                 <w:sz w:val="18"/>
               </w:rPr>
-              <w:t>只租不售</w:t>
+              <w:t>公共使用途徑</w:t>
             </w:r>
           </w:p>
         </w:tc>
@@ -6775,7 +7034,7 @@
                 <w:rFonts w:ascii="Microsoft JhengHei" w:hAnsi="Microsoft JhengHei" w:eastAsia="Microsoft JhengHei" w:cs="Microsoft JhengHei"/>
                 <w:sz w:val="18"/>
               </w:rPr>
-              <w:t>獨立門禁與電梯－與市場垂直分流</w:t>
+              <w:t>依核准之公共使用/社福設施途徑檢討〔非附表「住宅」項〕</w:t>
             </w:r>
           </w:p>
         </w:tc>
@@ -6886,7 +7145,7 @@
                 <w:rFonts w:ascii="Microsoft JhengHei" w:hAnsi="Microsoft JhengHei" w:eastAsia="Microsoft JhengHei" w:cs="Microsoft JhengHei"/>
                 <w:sz w:val="18"/>
               </w:rPr>
-              <w:t>南側廟宇+樹群(道路對側)</w:t>
+              <w:t>南側廟宇北側樹群(道路對側)</w:t>
             </w:r>
           </w:p>
         </w:tc>
@@ -6916,7 +7175,7 @@
                 <w:rFonts w:ascii="Microsoft JhengHei" w:hAnsi="Microsoft JhengHei" w:eastAsia="Microsoft JhengHei" w:cs="Microsoft JhengHei"/>
                 <w:sz w:val="18"/>
               </w:rPr>
-              <w:t>面廟埕退讓－借景對側樹群(不計基地綠地)</w:t>
+              <w:t>銜接廟後綠庭景觀〔樹群在對側，不計基地綠地〕</w:t>
             </w:r>
           </w:p>
         </w:tc>
@@ -7107,7 +7366,7 @@
                 <w:b/>
                 <w:sz w:val="19"/>
               </w:rPr>
-              <w:t>【那一個問題】西側 33M 園道＋中間 14M 生態排水渠——把「停車場」翻轉成園道的延伸。停車免計容積，所以容積全部留給運動設施；分棟分流控天際線，不要堆成一坨。</w:t>
+              <w:t>【那一個問題】以分流停車修復街道，讓運動前庭回應園道——西側與園道之間隔 12M 道路，須畫穿越與視線，不是直接連成自家綠地。停車免計容積≠容積可全給運動（另有多目標 1/3 比例）。</w:t>
             </w:r>
           </w:p>
         </w:tc>
@@ -7153,7 +7412,7 @@
           <w:rFonts w:ascii="Consolas" w:hAnsi="Consolas" w:eastAsia="Microsoft JhengHei"/>
           <w:sz w:val="19"/>
         </w:rPr>
-        <w:t>基地面積 ≈ 3,600 ㎡（L 形，長82M、寬32(南)~50(北)M）</w:t>
+        <w:t>基地面積：正文約 3,600 ㎡；圖示 50×54＋32×28 ＝ 3,596 ㎡〔兩者不得混用分母〕</w:t>
       </w:r>
     </w:p>
     <w:p>
@@ -7166,7 +7425,7 @@
           <w:rFonts w:ascii="Consolas" w:hAnsi="Consolas" w:eastAsia="Microsoft JhengHei"/>
           <w:sz w:val="19"/>
         </w:rPr>
-        <w:t>建築面積 ≤ 3,600 × 80% ＝ 2,880 ㎡</w:t>
+        <w:t>建築面積 ≤ 3,600 × 80% ＝ 2,880 ㎡（按圖示值則 2,876.8 ㎡）</w:t>
       </w:r>
     </w:p>
     <w:p>
@@ -7179,7 +7438,7 @@
           <w:rFonts w:ascii="Consolas" w:hAnsi="Consolas" w:eastAsia="Microsoft JhengHei"/>
           <w:sz w:val="19"/>
         </w:rPr>
-        <w:t>容積樓地板 ≤ 3,600 × 400% ＝ 14,400 ㎡</w:t>
+        <w:t>容積樓地板 ≤ 3,600 × 400% ＝ 14,400 ㎡（按圖示值則 14,384 ㎡）</w:t>
       </w:r>
     </w:p>
     <w:p>
@@ -7230,7 +7489,7 @@
           <w:rFonts w:ascii="Consolas" w:hAnsi="Consolas" w:eastAsia="Microsoft JhengHei"/>
           <w:sz w:val="19"/>
         </w:rPr>
-        <w:t>⚠ 公設多目標使用之比例（如運動計容積約 1/3）屬「前置法規檢核」，</w:t>
+        <w:t>🔴 「停車免計容積→容積全給運動」是錯的：</w:t>
       </w:r>
     </w:p>
     <w:p>
@@ -7243,7 +7502,33 @@
           <w:rFonts w:ascii="Consolas" w:hAnsi="Consolas" w:eastAsia="Microsoft JhengHei"/>
           <w:sz w:val="19"/>
         </w:rPr>
-        <w:t xml:space="preserve">　 非題目給定之設計額度；圖上寫「依核准途徑另檢核」，勿當成既成事實</w:t>
+        <w:t xml:space="preserve">　 多目標使用之容積樓地板一般**不超過總容積樓地板 1/3** → 14,400×1/3 ＝ 4,800 ㎡</w:t>
+      </w:r>
+    </w:p>
+    <w:p>
+      <w:pPr>
+        <w:spacing w:after="20"/>
+        <w:ind w:left="227"/>
+      </w:pPr>
+      <w:r>
+        <w:rPr>
+          <w:rFonts w:ascii="Consolas" w:hAnsi="Consolas" w:eastAsia="Microsoft JhengHei"/>
+          <w:sz w:val="19"/>
+        </w:rPr>
+        <w:t xml:space="preserve">　 社福用途經特定審議可放寬 1/2，**不能移用到運動設施**；餐飲另涉至少技則標準 2 倍之停車檢核</w:t>
+      </w:r>
+    </w:p>
+    <w:p>
+      <w:pPr>
+        <w:spacing w:after="20"/>
+        <w:ind w:left="227"/>
+      </w:pPr>
+      <w:r>
+        <w:rPr>
+          <w:rFonts w:ascii="Consolas" w:hAnsi="Consolas" w:eastAsia="Microsoft JhengHei"/>
+          <w:sz w:val="19"/>
+        </w:rPr>
+        <w:t xml:space="preserve">　 ⚠ 不可把免計停車實體面積塞入分母稀釋比例；分母核定方式仍依法及地方審查</w:t>
       </w:r>
     </w:p>
     <w:p>
@@ -7307,7 +7592,7 @@
           <w:rFonts w:ascii="Consolas" w:hAnsi="Consolas" w:eastAsia="Microsoft JhengHei"/>
           <w:sz w:val="19"/>
         </w:rPr>
-        <w:t xml:space="preserve">　小計 ≈ 4,290 ㎡ ＋ 衛生淋浴/梯廳大廳/管理機電</w:t>
+        <w:t xml:space="preserve">　至少 1,300 坪 ＝ 1,300×400/121 ≈ **4,297.52 ㎡**（基本需求）</w:t>
       </w:r>
     </w:p>
     <w:p>
@@ -7320,7 +7605,33 @@
           <w:rFonts w:ascii="Consolas" w:hAnsi="Consolas" w:eastAsia="Microsoft JhengHei"/>
           <w:sz w:val="19"/>
         </w:rPr>
-        <w:t>→ 約 5,000 ㎡ ≤ 14,400 ㎡ …ok!</w:t>
+        <w:t>→ 5,000 ㎡ 係方案概估；若全屬計容積多目標用途，**已超過 4,800 ㎡ 初步門檻 200 ㎡**</w:t>
+      </w:r>
+    </w:p>
+    <w:p>
+      <w:pPr>
+        <w:spacing w:after="20"/>
+        <w:ind w:left="227"/>
+      </w:pPr>
+      <w:r>
+        <w:rPr>
+          <w:rFonts w:ascii="Consolas" w:hAnsi="Consolas" w:eastAsia="Microsoft JhengHei"/>
+          <w:sz w:val="19"/>
+        </w:rPr>
+        <w:t xml:space="preserve">　方案A：以 4,800 ㎡ 作初步控制，逐項驗算 4,297.52 基本需求＋附屬約 502.48 是否足夠</w:t>
+      </w:r>
+    </w:p>
+    <w:p>
+      <w:pPr>
+        <w:spacing w:after="20"/>
+        <w:ind w:left="227"/>
+      </w:pPr>
+      <w:r>
+        <w:rPr>
+          <w:rFonts w:ascii="Consolas" w:hAnsi="Consolas" w:eastAsia="Microsoft JhengHei"/>
+          <w:sz w:val="19"/>
+        </w:rPr>
+        <w:t xml:space="preserve">　方案B：若仍超額，明示須調整核准開發條件或另循都市計畫程序——不能只在圖上寫「免計」解決</w:t>
       </w:r>
     </w:p>
     <w:p>
@@ -7345,7 +7656,7 @@
           <w:rFonts w:ascii="Consolas" w:hAnsi="Consolas" w:eastAsia="Microsoft JhengHei"/>
           <w:sz w:val="19"/>
         </w:rPr>
-        <w:t>停車：機車位數量＝汽車位數量（題目要求）；⚠ 汽車總車位題目未指定，不捏造數字</w:t>
+        <w:t>停車：機車位數量＝汽車位數量（題目要求）；⚠ 汽車總車位題目未指定——</w:t>
       </w:r>
     </w:p>
     <w:p>
@@ -7358,7 +7669,72 @@
           <w:rFonts w:ascii="Consolas" w:hAnsi="Consolas" w:eastAsia="Microsoft JhengHei"/>
           <w:sz w:val="19"/>
         </w:rPr>
-        <w:t>高度：停車場 ≤6F/18M；運動設施需大跨距淨高（羽球6.1／桌球4／壁球4.57）</w:t>
+        <w:t xml:space="preserve">　 須提出「畫得下且能服務周邊」的數量並說明依據，不捏造</w:t>
+      </w:r>
+    </w:p>
+    <w:p>
+      <w:pPr>
+        <w:spacing w:after="20"/>
+        <w:ind w:left="227"/>
+      </w:pPr>
+      <w:r>
+        <w:rPr>
+          <w:rFonts w:ascii="Consolas" w:hAnsi="Consolas" w:eastAsia="Microsoft JhengHei"/>
+          <w:sz w:val="19"/>
+        </w:rPr>
+        <w:t>⚠ 停車場兼滯洪不能讓有人/有車區域臨時受淹 → 改設獨立滯蓄槽＋緊急斷電與復原管理</w:t>
+      </w:r>
+    </w:p>
+    <w:p>
+      <w:pPr>
+        <w:spacing w:after="20"/>
+        <w:ind w:left="227"/>
+      </w:pPr>
+      <w:r>
+        <w:rPr>
+          <w:rFonts w:ascii="Consolas" w:hAnsi="Consolas" w:eastAsia="Microsoft JhengHei"/>
+          <w:sz w:val="19"/>
+        </w:rPr>
+        <w:t>🔴 高度條件衝突（易誤）：多目標附表之准許條件寫的是高度「**超過**」6層或18M 之立體停車場</w:t>
+      </w:r>
+    </w:p>
+    <w:p>
+      <w:pPr>
+        <w:spacing w:after="20"/>
+        <w:ind w:left="227"/>
+      </w:pPr>
+      <w:r>
+        <w:rPr>
+          <w:rFonts w:ascii="Consolas" w:hAnsi="Consolas" w:eastAsia="Microsoft JhengHei"/>
+          <w:sz w:val="19"/>
+        </w:rPr>
+        <w:t xml:space="preserve">　 （並列周邊停車需求經都委會／都審會審議通過等例外）；題目卻要求原則「**不超過**」6層或18M。</w:t>
+      </w:r>
+    </w:p>
+    <w:p>
+      <w:pPr>
+        <w:spacing w:after="20"/>
+        <w:ind w:left="227"/>
+      </w:pPr>
+      <w:r>
+        <w:rPr>
+          <w:rFonts w:ascii="Consolas" w:hAnsi="Consolas" w:eastAsia="Microsoft JhengHei"/>
+          <w:sz w:val="19"/>
+        </w:rPr>
+        <w:t xml:space="preserve">　 → 忠實依考題規劃，並註明「依法循周邊停車需求審議例外之前提」，勿宣稱一般條件已自動滿足。</w:t>
+      </w:r>
+    </w:p>
+    <w:p>
+      <w:pPr>
+        <w:spacing w:after="20"/>
+        <w:ind w:left="227"/>
+      </w:pPr>
+      <w:r>
+        <w:rPr>
+          <w:rFonts w:ascii="Consolas" w:hAnsi="Consolas" w:eastAsia="Microsoft JhengHei"/>
+          <w:sz w:val="19"/>
+        </w:rPr>
+        <w:t xml:space="preserve">　 ⚠ 六層 ≠ 可任意用六個 3M 樓層：羽球淨高 6.1M＋結構設備；剖面須明示運動與停車之高度關係</w:t>
       </w:r>
     </w:p>
     <w:p>
@@ -7413,7 +7789,20 @@
           <w:rFonts w:ascii="Microsoft JhengHei" w:hAnsi="Microsoft JhengHei" w:eastAsia="Microsoft JhengHei" w:cs="Microsoft JhengHei"/>
           <w:sz w:val="19"/>
         </w:rPr>
-        <w:t>★題目已經把六個面向列給你了——直接抄成六個小標當框，每框寫兩點，不必自己想架構。</w:t>
+        <w:t>★題目已把六個面向列出——直接抄成六個小標當框，每框寫兩點。</w:t>
+      </w:r>
+    </w:p>
+    <w:p>
+      <w:pPr>
+        <w:pStyle w:val="ListBullet"/>
+        <w:spacing w:after="30"/>
+      </w:pPr>
+      <w:r>
+        <w:rPr>
+          <w:rFonts w:ascii="Microsoft JhengHei" w:hAnsi="Microsoft JhengHei" w:eastAsia="Microsoft JhengHei" w:cs="Microsoft JhengHei"/>
+          <w:sz w:val="19"/>
+        </w:rPr>
+        <w:t xml:space="preserve">　⚠ Lynch 五元素是「題目前導」，明確問句聚焦六類立體韌性作為；理論介紹不應占去主要答案。</w:t>
       </w:r>
     </w:p>
     <w:p>
@@ -7617,7 +8006,7 @@
                 <w:rFonts w:ascii="Microsoft JhengHei" w:hAnsi="Microsoft JhengHei" w:eastAsia="Microsoft JhengHei" w:cs="Microsoft JhengHei"/>
                 <w:sz w:val="18"/>
               </w:rPr>
-              <w:t>西側33M園道</w:t>
+              <w:t>西側33M園道(隔12M道路)</w:t>
             </w:r>
           </w:p>
         </w:tc>
@@ -7632,7 +8021,7 @@
                 <w:rFonts w:ascii="Microsoft JhengHei" w:hAnsi="Microsoft JhengHei" w:eastAsia="Microsoft JhengHei" w:cs="Microsoft JhengHei"/>
                 <w:sz w:val="18"/>
               </w:rPr>
-              <w:t>都市對話</w:t>
+              <w:t>跨路穿越</w:t>
             </w:r>
           </w:p>
         </w:tc>
@@ -7647,7 +8036,7 @@
                 <w:rFonts w:ascii="Microsoft JhengHei" w:hAnsi="Microsoft JhengHei" w:eastAsia="Microsoft JhengHei" w:cs="Microsoft JhengHei"/>
                 <w:sz w:val="18"/>
               </w:rPr>
-              <w:t>面園道開放－退縮帶延伸為園道前庭</w:t>
+              <w:t>面園道開放－須畫12M道路安全穿越與視線</w:t>
             </w:r>
           </w:p>
         </w:tc>
@@ -7726,7 +8115,7 @@
                 <w:rFonts w:ascii="Microsoft JhengHei" w:hAnsi="Microsoft JhengHei" w:eastAsia="Microsoft JhengHei" w:cs="Microsoft JhengHei"/>
                 <w:sz w:val="18"/>
               </w:rPr>
-              <w:t>都審準則</w:t>
+              <w:t>題目給定</w:t>
             </w:r>
           </w:p>
         </w:tc>
@@ -7741,7 +8130,7 @@
                 <w:rFonts w:ascii="Microsoft JhengHei" w:hAnsi="Microsoft JhengHei" w:eastAsia="Microsoft JhengHei" w:cs="Microsoft JhengHei"/>
                 <w:sz w:val="18"/>
               </w:rPr>
-              <w:t>西南側退縮4M－人行＋綠帶（都審準則）</w:t>
+              <w:t>西側「與」南側各退縮4M－騎樓須退到該帶之外</w:t>
             </w:r>
           </w:p>
         </w:tc>
@@ -7773,7 +8162,7 @@
                 <w:rFonts w:ascii="Microsoft JhengHei" w:hAnsi="Microsoft JhengHei" w:eastAsia="Microsoft JhengHei" w:cs="Microsoft JhengHei"/>
                 <w:sz w:val="18"/>
               </w:rPr>
-              <w:t>高度控制</w:t>
+              <w:t>高度條件</w:t>
             </w:r>
           </w:p>
         </w:tc>
@@ -7788,7 +8177,7 @@
                 <w:rFonts w:ascii="Microsoft JhengHei" w:hAnsi="Microsoft JhengHei" w:eastAsia="Microsoft JhengHei" w:cs="Microsoft JhengHei"/>
                 <w:sz w:val="18"/>
               </w:rPr>
-              <w:t>停車≤6F/18M－分棟控天際線</w:t>
+              <w:t>原則≤6F/18M〔附表例外條件方向相反，須註審議前提〕</w:t>
             </w:r>
           </w:p>
         </w:tc>
@@ -8277,7 +8666,7 @@
                 <w:rFonts w:ascii="Microsoft JhengHei" w:hAnsi="Microsoft JhengHei" w:eastAsia="Microsoft JhengHei" w:cs="Microsoft JhengHei"/>
                 <w:sz w:val="17"/>
               </w:rPr>
-              <w:t>歷史三合院旁——新退讓、老當主角</w:t>
+              <w:t>文創公共動線串聯老屋·老樹·捷運</w:t>
             </w:r>
           </w:p>
         </w:tc>
@@ -8292,7 +8681,7 @@
                 <w:rFonts w:ascii="Microsoft JhengHei" w:hAnsi="Microsoft JhengHei" w:eastAsia="Microsoft JhengHei" w:cs="Microsoft JhengHei"/>
                 <w:sz w:val="17"/>
               </w:rPr>
-              <w:t>約2,000㎡級・40%/200%</w:t>
+              <w:t>A≈5,800㎡(圖推)・40%/200%</w:t>
             </w:r>
           </w:p>
         </w:tc>
@@ -8307,7 +8696,7 @@
                 <w:rFonts w:ascii="Microsoft JhengHei" w:hAnsi="Microsoft JhengHei" w:eastAsia="Microsoft JhengHei" w:cs="Microsoft JhengHei"/>
                 <w:sz w:val="17"/>
               </w:rPr>
-              <w:t>A×200%</w:t>
+              <w:t>≈11,600㎡</w:t>
             </w:r>
           </w:p>
         </w:tc>
@@ -8322,7 +8711,7 @@
                 <w:rFonts w:ascii="Microsoft JhengHei" w:hAnsi="Microsoft JhengHei" w:eastAsia="Microsoft JhengHei" w:cs="Microsoft JhengHei"/>
                 <w:sz w:val="17"/>
               </w:rPr>
-              <w:t>前埕＋視覺廊道＋600㎡廣場</w:t>
+              <w:t>2,000㎡非原題；600㎡完整廣場</w:t>
             </w:r>
           </w:p>
         </w:tc>
@@ -8354,7 +8743,7 @@
                 <w:rFonts w:ascii="Microsoft JhengHei" w:hAnsi="Microsoft JhengHei" w:eastAsia="Microsoft JhengHei" w:cs="Microsoft JhengHei"/>
                 <w:sz w:val="17"/>
               </w:rPr>
-              <w:t>南側三角公園借進來當客廳</w:t>
+              <w:t>面公園共享客廳＋背後私密求助服務</w:t>
             </w:r>
           </w:p>
         </w:tc>
@@ -8399,7 +8788,7 @@
                 <w:rFonts w:ascii="Microsoft JhengHei" w:hAnsi="Microsoft JhengHei" w:eastAsia="Microsoft JhengHei" w:cs="Microsoft JhengHei"/>
                 <w:sz w:val="17"/>
               </w:rPr>
-              <w:t>大廳面公園＋半戶外平台</w:t>
+              <w:t>900坪=2,975.21㎡；約4層</w:t>
             </w:r>
           </w:p>
         </w:tc>
@@ -8431,7 +8820,7 @@
                 <w:rFonts w:ascii="Microsoft JhengHei" w:hAnsi="Microsoft JhengHei" w:eastAsia="Microsoft JhengHei" w:cs="Microsoft JhengHei"/>
                 <w:sz w:val="17"/>
               </w:rPr>
-              <w:t>4公頃先分區再設計</w:t>
+              <w:t>自主學習與跨齡共享的開放校園</w:t>
             </w:r>
           </w:p>
         </w:tc>
@@ -8446,7 +8835,7 @@
                 <w:rFonts w:ascii="Microsoft JhengHei" w:hAnsi="Microsoft JhengHei" w:eastAsia="Microsoft JhengHei" w:cs="Microsoft JhengHei"/>
                 <w:sz w:val="17"/>
               </w:rPr>
-              <w:t>40,000㎡・配比30/30/40</w:t>
+              <w:t>約40,000㎡・配比30/30/40</w:t>
             </w:r>
           </w:p>
         </w:tc>
@@ -8476,7 +8865,7 @@
                 <w:rFonts w:ascii="Microsoft JhengHei" w:hAnsi="Microsoft JhengHei" w:eastAsia="Microsoft JhengHei" w:cs="Microsoft JhengHei"/>
                 <w:sz w:val="17"/>
               </w:rPr>
-              <w:t>退縮5M林帶串綠環</w:t>
+              <w:t>配比非建蔽容積；當年危老時程8%</w:t>
             </w:r>
           </w:p>
         </w:tc>
@@ -8508,7 +8897,7 @@
                 <w:rFonts w:ascii="Microsoft JhengHei" w:hAnsi="Microsoft JhengHei" w:eastAsia="Microsoft JhengHei" w:cs="Microsoft JhengHei"/>
                 <w:sz w:val="17"/>
               </w:rPr>
-              <w:t>北公園＋東小溪縫成市民客廳</w:t>
+              <w:t>公園與溪流縫成市民公共客廳</w:t>
             </w:r>
           </w:p>
         </w:tc>
@@ -8523,7 +8912,7 @@
                 <w:rFonts w:ascii="Microsoft JhengHei" w:hAnsi="Microsoft JhengHei" w:eastAsia="Microsoft JhengHei" w:cs="Microsoft JhengHei"/>
                 <w:sz w:val="17"/>
               </w:rPr>
-              <w:t>約32,000㎡・50%/200%</w:t>
+              <w:t>≈31,937.5㎡・50%/200%</w:t>
             </w:r>
           </w:p>
         </w:tc>
@@ -8538,7 +8927,7 @@
                 <w:rFonts w:ascii="Microsoft JhengHei" w:hAnsi="Microsoft JhengHei" w:eastAsia="Microsoft JhengHei" w:cs="Microsoft JhengHei"/>
                 <w:sz w:val="17"/>
               </w:rPr>
-              <w:t>64,000㎡</w:t>
+              <w:t>≈63,875㎡</w:t>
             </w:r>
           </w:p>
         </w:tc>
@@ -8553,7 +8942,7 @@
                 <w:rFonts w:ascii="Microsoft JhengHei" w:hAnsi="Microsoft JhengHei" w:eastAsia="Microsoft JhengHei" w:cs="Microsoft JhengHei"/>
                 <w:sz w:val="17"/>
               </w:rPr>
-              <w:t>敢留白（只用27%容積）</w:t>
+              <w:t>用27.40%；4,500含圖書館+會議室</w:t>
             </w:r>
           </w:p>
         </w:tc>
@@ -8585,7 +8974,7 @@
                 <w:rFonts w:ascii="Microsoft JhengHei" w:hAnsi="Microsoft JhengHei" w:eastAsia="Microsoft JhengHei" w:cs="Microsoft JhengHei"/>
                 <w:sz w:val="17"/>
               </w:rPr>
-              <w:t>埤塘遊客vs國小接送兩種人流</w:t>
+              <w:t>公共交流在外·安靜住辦在內</w:t>
             </w:r>
           </w:p>
         </w:tc>
@@ -8600,7 +8989,7 @@
                 <w:rFonts w:ascii="Microsoft JhengHei" w:hAnsi="Microsoft JhengHei" w:eastAsia="Microsoft JhengHei" w:cs="Microsoft JhengHei"/>
                 <w:sz w:val="17"/>
               </w:rPr>
-              <w:t>約2,600㎡(L形圖推)・45%/225%</w:t>
+              <w:t>2,600㎡(L形扣凹口)・45%/225%</w:t>
             </w:r>
           </w:p>
         </w:tc>
@@ -8630,7 +9019,7 @@
                 <w:rFonts w:ascii="Microsoft JhengHei" w:hAnsi="Microsoft JhengHei" w:eastAsia="Microsoft JhengHei" w:cs="Microsoft JhengHei"/>
                 <w:sz w:val="17"/>
               </w:rPr>
-              <w:t>房型計算表必畫</w:t>
+              <w:t>共享辦公1,370；斷面43M</w:t>
             </w:r>
           </w:p>
         </w:tc>
@@ -8662,7 +9051,7 @@
                 <w:rFonts w:ascii="Microsoft JhengHei" w:hAnsi="Microsoft JhengHei" w:eastAsia="Microsoft JhengHei" w:cs="Microsoft JhengHei"/>
                 <w:sz w:val="17"/>
               </w:rPr>
-              <w:t>水圳遺址斜穿——一線定全局</w:t>
+              <w:t>水圳記憶串公共＋西側緩衝高架</w:t>
             </w:r>
           </w:p>
         </w:tc>
@@ -8677,7 +9066,7 @@
                 <w:rFonts w:ascii="Microsoft JhengHei" w:hAnsi="Microsoft JhengHei" w:eastAsia="Microsoft JhengHei" w:cs="Microsoft JhengHei"/>
                 <w:sz w:val="17"/>
               </w:rPr>
-              <w:t>8,400㎡・55%/360%</w:t>
+              <w:t>約8,400㎡・平均55%/360%</w:t>
             </w:r>
           </w:p>
         </w:tc>
@@ -8692,7 +9081,7 @@
                 <w:rFonts w:ascii="Microsoft JhengHei" w:hAnsi="Microsoft JhengHei" w:eastAsia="Microsoft JhengHei" w:cs="Microsoft JhengHei"/>
                 <w:sz w:val="17"/>
               </w:rPr>
-              <w:t>30,240㎡</w:t>
+              <w:t>≈30,240㎡</w:t>
             </w:r>
           </w:p>
         </w:tc>
@@ -8707,7 +9096,7 @@
                 <w:rFonts w:ascii="Microsoft JhengHei" w:hAnsi="Microsoft JhengHei" w:eastAsia="Microsoft JhengHei" w:cs="Microsoft JhengHei"/>
                 <w:sz w:val="17"/>
               </w:rPr>
-              <w:t>遺址不開挖＋地面再現</w:t>
+              <w:t>疑似遺址「優先避挖」；無題定開挖上限</w:t>
             </w:r>
           </w:p>
         </w:tc>
@@ -8739,7 +9128,7 @@
                 <w:rFonts w:ascii="Microsoft JhengHei" w:hAnsi="Microsoft JhengHei" w:eastAsia="Microsoft JhengHei" w:cs="Microsoft JhengHei"/>
                 <w:sz w:val="17"/>
               </w:rPr>
-              <w:t>市場用地疊社宅＝多目標使用</w:t>
+              <w:t>市場·居住·社福各自營運</w:t>
             </w:r>
           </w:p>
         </w:tc>
@@ -8754,7 +9143,7 @@
                 <w:rFonts w:ascii="Microsoft JhengHei" w:hAnsi="Microsoft JhengHei" w:eastAsia="Microsoft JhengHei" w:cs="Microsoft JhengHei"/>
                 <w:sz w:val="17"/>
               </w:rPr>
-              <w:t>3,500㎡・45%/300%</w:t>
+              <w:t>約3,500㎡・45%/300%</w:t>
             </w:r>
           </w:p>
         </w:tc>
@@ -8769,7 +9158,7 @@
                 <w:rFonts w:ascii="Microsoft JhengHei" w:hAnsi="Microsoft JhengHei" w:eastAsia="Microsoft JhengHei" w:cs="Microsoft JhengHei"/>
                 <w:sz w:val="17"/>
               </w:rPr>
-              <w:t>10,500㎡</w:t>
+              <w:t>≈10,500㎡</w:t>
             </w:r>
           </w:p>
         </w:tc>
@@ -8784,7 +9173,7 @@
                 <w:rFonts w:ascii="Microsoft JhengHei" w:hAnsi="Microsoft JhengHei" w:eastAsia="Microsoft JhengHei" w:cs="Microsoft JhengHei"/>
                 <w:sz w:val="17"/>
               </w:rPr>
-              <w:t>垂直分層＋獨立門禁</w:t>
+              <w:t>社宅走公共使用途徑；僅餘1%彈性</w:t>
             </w:r>
           </w:p>
         </w:tc>
@@ -8816,7 +9205,7 @@
                 <w:rFonts w:ascii="Microsoft JhengHei" w:hAnsi="Microsoft JhengHei" w:eastAsia="Microsoft JhengHei" w:cs="Microsoft JhengHei"/>
                 <w:sz w:val="17"/>
               </w:rPr>
-              <w:t>園道與生態渠——停車場翻轉為園道延伸</w:t>
+              <w:t>分流停車修復街道·運動前庭回應園道</w:t>
             </w:r>
           </w:p>
         </w:tc>
@@ -8831,7 +9220,7 @@
                 <w:rFonts w:ascii="Microsoft JhengHei" w:hAnsi="Microsoft JhengHei" w:eastAsia="Microsoft JhengHei" w:cs="Microsoft JhengHei"/>
                 <w:sz w:val="17"/>
               </w:rPr>
-              <w:t>約3,600㎡・80%/400%</w:t>
+              <w:t>約3,600㎡(圖示3,596)・80%/400%</w:t>
             </w:r>
           </w:p>
         </w:tc>
@@ -8846,7 +9235,7 @@
                 <w:rFonts w:ascii="Microsoft JhengHei" w:hAnsi="Microsoft JhengHei" w:eastAsia="Microsoft JhengHei" w:cs="Microsoft JhengHei"/>
                 <w:sz w:val="17"/>
               </w:rPr>
-              <w:t>14,400㎡</w:t>
+              <w:t>≈14,400㎡</w:t>
             </w:r>
           </w:p>
         </w:tc>
@@ -8861,7 +9250,7 @@
                 <w:rFonts w:ascii="Microsoft JhengHei" w:hAnsi="Microsoft JhengHei" w:eastAsia="Microsoft JhengHei" w:cs="Microsoft JhengHei"/>
                 <w:sz w:val="17"/>
               </w:rPr>
-              <w:t>停車免計容積＋分棟控天際線</w:t>
+              <w:t>多目標≤1/3=4,800㎡；高度需審議前提</w:t>
             </w:r>
           </w:p>
         </w:tc>
@@ -8897,7 +9286,7 @@
               </w:rPr>
               <w:t>Dan Koe 的最後一句：**你不是缺時間，你是缺清晰。**</w:t>
               <w:br/>
-              <w:t>四小時不夠，是因為在不重要的事情上花了時間。先找到那一個問題，再讓每一筆線、每一則標註都在回答它——這就是及格圖與落榜圖的全部差別。</w:t>
+              <w:t>四小時不夠，是因為在不重要的事情上花了時間。先定一個能統合多項條件的主軸，再讓每一筆線、每一則標註都在回答它——但主軸不能取代清單：每一個題目限定詞，都要在配置、組織圖、表格或剖面上找到一個可被指認的圖面證據。</w:t>
             </w:r>
           </w:p>
         </w:tc>
